--- a/Documentação/Sistema de Cálculo da Elétrica Residencial.docx
+++ b/Documentação/Sistema de Cálculo da Elétrica Residencial.docx
@@ -232,18 +232,11 @@
       <w:r>
         <w:t>O aplicativo é dividido em três abas principais para inserção de dados e painéis para</w:t>
       </w:r>
-    </w:p>
-    <w:p>
-      <w:pPr>
-        <w:spacing w:after="0"/>
-      </w:pPr>
-      <w:proofErr w:type="gramStart"/>
-      <w:r>
-        <w:t>visualização</w:t>
-      </w:r>
-      <w:proofErr w:type="gramEnd"/>
-      <w:r>
-        <w:t xml:space="preserve"> de relatórios.</w:t>
+      <w:r>
+        <w:t xml:space="preserve"> </w:t>
+      </w:r>
+      <w:r>
+        <w:t>visualização de relatórios.</w:t>
       </w:r>
     </w:p>
     <w:p>
@@ -285,7 +278,13 @@
         <w:jc w:val="both"/>
       </w:pPr>
       <w:r>
-        <w:t>Esta é a aba inicial onde você define as configurações base da residência. Nela, você escolherá:</w:t>
+        <w:t xml:space="preserve">Esta é a aba inicial onde você define as configurações base da residência. </w:t>
+      </w:r>
+      <w:r>
+        <w:t>Com estas escolhas junto com as escolhas das outras abas serão feitos os cálculos</w:t>
+      </w:r>
+      <w:r>
+        <w:t>:</w:t>
       </w:r>
     </w:p>
     <w:p>
@@ -353,7 +352,10 @@
         <w:jc w:val="both"/>
       </w:pPr>
       <w:r>
-        <w:t>Distribuidora de Energia: A concessionária local (CPFL, Enel, Neoenergia, EDP).</w:t>
+        <w:t xml:space="preserve">Distribuidora de Energia: </w:t>
+      </w:r>
+      <w:r>
+        <w:t xml:space="preserve">Várias distribuidoras muito utilizadas no país. </w:t>
       </w:r>
     </w:p>
     <w:p>
@@ -364,18 +366,11 @@
         <w:jc w:val="center"/>
       </w:pPr>
       <w:r>
-        <w:rPr>
-          <w:b/>
-          <w:noProof/>
-          <w:sz w:val="28"/>
-          <w:szCs w:val="28"/>
-          <w:lang w:val="en-US"/>
-        </w:rPr>
         <w:drawing>
-          <wp:inline distT="0" distB="0" distL="0" distR="0" wp14:anchorId="7F050FCB" wp14:editId="003BECD0">
-            <wp:extent cx="976185" cy="1628775"/>
-            <wp:effectExtent l="0" t="0" r="0" b="0"/>
-            <wp:docPr id="2" name="Imagem 2"/>
+          <wp:inline distT="0" distB="0" distL="0" distR="0" wp14:anchorId="5C0C9466" wp14:editId="646C2D6F">
+            <wp:extent cx="1062535" cy="1924050"/>
+            <wp:effectExtent l="0" t="0" r="4445" b="0"/>
+            <wp:docPr id="9" name="Imagem 9"/>
             <wp:cNvGraphicFramePr>
               <a:graphicFrameLocks xmlns:a="http://schemas.openxmlformats.org/drawingml/2006/main" noChangeAspect="1"/>
             </wp:cNvGraphicFramePr>
@@ -395,7 +390,47 @@
                   <pic:spPr>
                     <a:xfrm>
                       <a:off x="0" y="0"/>
-                      <a:ext cx="1022950" cy="1706803"/>
+                      <a:ext cx="1076352" cy="1949071"/>
+                    </a:xfrm>
+                    <a:prstGeom prst="rect">
+                      <a:avLst/>
+                    </a:prstGeom>
+                  </pic:spPr>
+                </pic:pic>
+              </a:graphicData>
+            </a:graphic>
+          </wp:inline>
+        </w:drawing>
+      </w:r>
+      <w:r>
+        <w:t xml:space="preserve">    </w:t>
+      </w:r>
+      <w:r>
+        <w:drawing>
+          <wp:inline distT="0" distB="0" distL="0" distR="0" wp14:anchorId="1D0DC9AE" wp14:editId="6625267B">
+            <wp:extent cx="1039314" cy="1914525"/>
+            <wp:effectExtent l="0" t="0" r="8890" b="0"/>
+            <wp:docPr id="10" name="Imagem 10"/>
+            <wp:cNvGraphicFramePr>
+              <a:graphicFrameLocks xmlns:a="http://schemas.openxmlformats.org/drawingml/2006/main" noChangeAspect="1"/>
+            </wp:cNvGraphicFramePr>
+            <a:graphic xmlns:a="http://schemas.openxmlformats.org/drawingml/2006/main">
+              <a:graphicData uri="http://schemas.openxmlformats.org/drawingml/2006/picture">
+                <pic:pic xmlns:pic="http://schemas.openxmlformats.org/drawingml/2006/picture">
+                  <pic:nvPicPr>
+                    <pic:cNvPr id="1" name=""/>
+                    <pic:cNvPicPr/>
+                  </pic:nvPicPr>
+                  <pic:blipFill>
+                    <a:blip r:embed="rId8"/>
+                    <a:stretch>
+                      <a:fillRect/>
+                    </a:stretch>
+                  </pic:blipFill>
+                  <pic:spPr>
+                    <a:xfrm>
+                      <a:off x="0" y="0"/>
+                      <a:ext cx="1056086" cy="1945421"/>
                     </a:xfrm>
                     <a:prstGeom prst="rect">
                       <a:avLst/>
@@ -587,7 +622,7 @@
                     <pic:cNvPicPr/>
                   </pic:nvPicPr>
                   <pic:blipFill>
-                    <a:blip r:embed="rId8"/>
+                    <a:blip r:embed="rId9"/>
                     <a:stretch>
                       <a:fillRect/>
                     </a:stretch>
@@ -617,115 +652,6 @@
             <wp:extent cx="1325167" cy="1400175"/>
             <wp:effectExtent l="0" t="0" r="8890" b="0"/>
             <wp:docPr id="15" name="Imagem 15"/>
-            <wp:cNvGraphicFramePr>
-              <a:graphicFrameLocks xmlns:a="http://schemas.openxmlformats.org/drawingml/2006/main" noChangeAspect="1"/>
-            </wp:cNvGraphicFramePr>
-            <a:graphic xmlns:a="http://schemas.openxmlformats.org/drawingml/2006/main">
-              <a:graphicData uri="http://schemas.openxmlformats.org/drawingml/2006/picture">
-                <pic:pic xmlns:pic="http://schemas.openxmlformats.org/drawingml/2006/picture">
-                  <pic:nvPicPr>
-                    <pic:cNvPr id="1" name=""/>
-                    <pic:cNvPicPr/>
-                  </pic:nvPicPr>
-                  <pic:blipFill>
-                    <a:blip r:embed="rId9"/>
-                    <a:stretch>
-                      <a:fillRect/>
-                    </a:stretch>
-                  </pic:blipFill>
-                  <pic:spPr>
-                    <a:xfrm>
-                      <a:off x="0" y="0"/>
-                      <a:ext cx="1364576" cy="1441814"/>
-                    </a:xfrm>
-                    <a:prstGeom prst="rect">
-                      <a:avLst/>
-                    </a:prstGeom>
-                  </pic:spPr>
-                </pic:pic>
-              </a:graphicData>
-            </a:graphic>
-          </wp:inline>
-        </w:drawing>
-      </w:r>
-    </w:p>
-    <w:p>
-      <w:pPr>
-        <w:pStyle w:val="PargrafodaLista"/>
-        <w:numPr>
-          <w:ilvl w:val="0"/>
-          <w:numId w:val="11"/>
-        </w:numPr>
-        <w:spacing w:after="0"/>
-        <w:jc w:val="both"/>
-      </w:pPr>
-      <w:r>
-        <w:t>Insira as Dimensões do Ambiente (Área em m2 e Perímetro em m). Dica: Caso tenha dúvidas sobre essas medidas, clique no botão "Dica de Cálculo" para encontrar informações de como calcular.</w:t>
-      </w:r>
-    </w:p>
-    <w:p>
-      <w:pPr>
-        <w:pStyle w:val="PargrafodaLista"/>
-        <w:numPr>
-          <w:ilvl w:val="0"/>
-          <w:numId w:val="11"/>
-        </w:numPr>
-        <w:spacing w:after="0"/>
-        <w:jc w:val="both"/>
-      </w:pPr>
-      <w:r>
-        <w:t xml:space="preserve">Clique em </w:t>
-      </w:r>
-      <w:r>
-        <w:rPr>
-          <w:b/>
-        </w:rPr>
-        <w:t>Dimensionar</w:t>
-      </w:r>
-      <w:r>
-        <w:t>. O aplicativo calculará a quantidade mínima de tomadas exigida por norma e os dados elétricos necessários para o Quadro Geral.</w:t>
-      </w:r>
-    </w:p>
-    <w:p>
-      <w:pPr>
-        <w:pStyle w:val="PargrafodaLista"/>
-        <w:numPr>
-          <w:ilvl w:val="0"/>
-          <w:numId w:val="11"/>
-        </w:numPr>
-        <w:spacing w:after="0"/>
-        <w:jc w:val="both"/>
-      </w:pPr>
-      <w:r>
-        <w:t xml:space="preserve">O botão </w:t>
-      </w:r>
-      <w:r>
-        <w:rPr>
-          <w:b/>
-        </w:rPr>
-        <w:t>Adicionar Cômodo</w:t>
-      </w:r>
-      <w:r>
-        <w:t xml:space="preserve"> ficará verde. Clique nele para armazenar as informações para o Quadro Geral.</w:t>
-      </w:r>
-    </w:p>
-    <w:p>
-      <w:pPr>
-        <w:pStyle w:val="PargrafodaLista"/>
-        <w:spacing w:after="0"/>
-        <w:ind w:right="-711"/>
-        <w:jc w:val="center"/>
-      </w:pPr>
-      <w:r>
-        <w:rPr>
-          <w:noProof/>
-          <w:lang w:val="en-US"/>
-        </w:rPr>
-        <w:drawing>
-          <wp:inline distT="0" distB="0" distL="0" distR="0" wp14:anchorId="4F3B0C8A" wp14:editId="275CDA02">
-            <wp:extent cx="1045319" cy="1790700"/>
-            <wp:effectExtent l="0" t="0" r="2540" b="0"/>
-            <wp:docPr id="22" name="Imagem 22"/>
             <wp:cNvGraphicFramePr>
               <a:graphicFrameLocks xmlns:a="http://schemas.openxmlformats.org/drawingml/2006/main" noChangeAspect="1"/>
             </wp:cNvGraphicFramePr>
@@ -745,6 +671,115 @@
                   <pic:spPr>
                     <a:xfrm>
                       <a:off x="0" y="0"/>
+                      <a:ext cx="1364576" cy="1441814"/>
+                    </a:xfrm>
+                    <a:prstGeom prst="rect">
+                      <a:avLst/>
+                    </a:prstGeom>
+                  </pic:spPr>
+                </pic:pic>
+              </a:graphicData>
+            </a:graphic>
+          </wp:inline>
+        </w:drawing>
+      </w:r>
+    </w:p>
+    <w:p>
+      <w:pPr>
+        <w:pStyle w:val="PargrafodaLista"/>
+        <w:numPr>
+          <w:ilvl w:val="0"/>
+          <w:numId w:val="11"/>
+        </w:numPr>
+        <w:spacing w:after="0"/>
+        <w:jc w:val="both"/>
+      </w:pPr>
+      <w:r>
+        <w:t>Insira as Dimensões do Ambiente (Área em m2 e Perímetro em m). Dica: Caso tenha dúvidas sobre essas medidas, clique no botão "Dica de Cálculo" para encontrar informações de como calcular.</w:t>
+      </w:r>
+    </w:p>
+    <w:p>
+      <w:pPr>
+        <w:pStyle w:val="PargrafodaLista"/>
+        <w:numPr>
+          <w:ilvl w:val="0"/>
+          <w:numId w:val="11"/>
+        </w:numPr>
+        <w:spacing w:after="0"/>
+        <w:jc w:val="both"/>
+      </w:pPr>
+      <w:r>
+        <w:t xml:space="preserve">Clique em </w:t>
+      </w:r>
+      <w:r>
+        <w:rPr>
+          <w:b/>
+        </w:rPr>
+        <w:t>Dimensionar</w:t>
+      </w:r>
+      <w:r>
+        <w:t>. O aplicativo calculará a quantidade mínima de tomadas exigida por norma e os dados elétricos necessários para o Quadro Geral.</w:t>
+      </w:r>
+    </w:p>
+    <w:p>
+      <w:pPr>
+        <w:pStyle w:val="PargrafodaLista"/>
+        <w:numPr>
+          <w:ilvl w:val="0"/>
+          <w:numId w:val="11"/>
+        </w:numPr>
+        <w:spacing w:after="0"/>
+        <w:jc w:val="both"/>
+      </w:pPr>
+      <w:r>
+        <w:t xml:space="preserve">O botão </w:t>
+      </w:r>
+      <w:r>
+        <w:rPr>
+          <w:b/>
+        </w:rPr>
+        <w:t>Adicionar Cômodo</w:t>
+      </w:r>
+      <w:r>
+        <w:t xml:space="preserve"> ficará verde. Clique nele para armazenar as informações para o Quadro Geral.</w:t>
+      </w:r>
+    </w:p>
+    <w:p>
+      <w:pPr>
+        <w:pStyle w:val="PargrafodaLista"/>
+        <w:spacing w:after="0"/>
+        <w:ind w:right="-711"/>
+        <w:jc w:val="center"/>
+      </w:pPr>
+      <w:r>
+        <w:rPr>
+          <w:noProof/>
+          <w:lang w:val="en-US"/>
+        </w:rPr>
+        <w:drawing>
+          <wp:inline distT="0" distB="0" distL="0" distR="0" wp14:anchorId="4F3B0C8A" wp14:editId="275CDA02">
+            <wp:extent cx="1045319" cy="1790700"/>
+            <wp:effectExtent l="0" t="0" r="2540" b="0"/>
+            <wp:docPr id="22" name="Imagem 22"/>
+            <wp:cNvGraphicFramePr>
+              <a:graphicFrameLocks xmlns:a="http://schemas.openxmlformats.org/drawingml/2006/main" noChangeAspect="1"/>
+            </wp:cNvGraphicFramePr>
+            <a:graphic xmlns:a="http://schemas.openxmlformats.org/drawingml/2006/main">
+              <a:graphicData uri="http://schemas.openxmlformats.org/drawingml/2006/picture">
+                <pic:pic xmlns:pic="http://schemas.openxmlformats.org/drawingml/2006/picture">
+                  <pic:nvPicPr>
+                    <pic:cNvPr id="1" name=""/>
+                    <pic:cNvPicPr/>
+                  </pic:nvPicPr>
+                  <pic:blipFill>
+                    <a:blip r:embed="rId11"/>
+                    <a:stretch>
+                      <a:fillRect/>
+                    </a:stretch>
+                  </pic:blipFill>
+                  <pic:spPr>
+                    <a:xfrm>
+                      <a:off x="0" y="0"/>
                       <a:ext cx="1068912" cy="1831117"/>
                     </a:xfrm>
                     <a:prstGeom prst="rect">
@@ -821,7 +856,7 @@
                     <pic:cNvPicPr/>
                   </pic:nvPicPr>
                   <pic:blipFill>
-                    <a:blip r:embed="rId11"/>
+                    <a:blip r:embed="rId12"/>
                     <a:stretch>
                       <a:fillRect/>
                     </a:stretch>
@@ -1009,7 +1044,7 @@
                     <pic:cNvPicPr/>
                   </pic:nvPicPr>
                   <pic:blipFill>
-                    <a:blip r:embed="rId12"/>
+                    <a:blip r:embed="rId13"/>
                     <a:stretch>
                       <a:fillRect/>
                     </a:stretch>
@@ -1042,91 +1077,6 @@
             <wp:extent cx="1914100" cy="1752600"/>
             <wp:effectExtent l="0" t="0" r="0" b="0"/>
             <wp:docPr id="25" name="Imagem 25"/>
-            <wp:cNvGraphicFramePr>
-              <a:graphicFrameLocks xmlns:a="http://schemas.openxmlformats.org/drawingml/2006/main" noChangeAspect="1"/>
-            </wp:cNvGraphicFramePr>
-            <a:graphic xmlns:a="http://schemas.openxmlformats.org/drawingml/2006/main">
-              <a:graphicData uri="http://schemas.openxmlformats.org/drawingml/2006/picture">
-                <pic:pic xmlns:pic="http://schemas.openxmlformats.org/drawingml/2006/picture">
-                  <pic:nvPicPr>
-                    <pic:cNvPr id="1" name=""/>
-                    <pic:cNvPicPr/>
-                  </pic:nvPicPr>
-                  <pic:blipFill>
-                    <a:blip r:embed="rId13"/>
-                    <a:stretch>
-                      <a:fillRect/>
-                    </a:stretch>
-                  </pic:blipFill>
-                  <pic:spPr>
-                    <a:xfrm>
-                      <a:off x="0" y="0"/>
-                      <a:ext cx="1992092" cy="1824011"/>
-                    </a:xfrm>
-                    <a:prstGeom prst="rect">
-                      <a:avLst/>
-                    </a:prstGeom>
-                  </pic:spPr>
-                </pic:pic>
-              </a:graphicData>
-            </a:graphic>
-          </wp:inline>
-        </w:drawing>
-      </w:r>
-    </w:p>
-    <w:p>
-      <w:pPr>
-        <w:pStyle w:val="PargrafodaLista"/>
-        <w:spacing w:after="0"/>
-        <w:ind w:left="360"/>
-        <w:jc w:val="center"/>
-      </w:pPr>
-    </w:p>
-    <w:p>
-      <w:pPr>
-        <w:pStyle w:val="PargrafodaLista"/>
-        <w:numPr>
-          <w:ilvl w:val="0"/>
-          <w:numId w:val="11"/>
-        </w:numPr>
-        <w:spacing w:after="0"/>
-        <w:jc w:val="both"/>
-      </w:pPr>
-      <w:r>
-        <w:t>A Potência (Watts) será preenchida automaticamente (podendo ser editada). Clique em Dimensionar para obter os dados elétricos (Corrente, Cabo Ideal e Disjuntor).</w:t>
-      </w:r>
-    </w:p>
-    <w:p>
-      <w:pPr>
-        <w:pStyle w:val="PargrafodaLista"/>
-        <w:numPr>
-          <w:ilvl w:val="0"/>
-          <w:numId w:val="11"/>
-        </w:numPr>
-        <w:spacing w:after="0"/>
-        <w:jc w:val="both"/>
-      </w:pPr>
-      <w:r>
-        <w:t>O botão Adicionar TUE ficará verde. Clique nele para armazenar as informações. Caso tenha que colocar dois equipamentos iguais, clique em dimensionar e adicionar novamente.</w:t>
-      </w:r>
-    </w:p>
-    <w:p>
-      <w:pPr>
-        <w:pStyle w:val="PargrafodaLista"/>
-        <w:spacing w:after="0"/>
-        <w:ind w:left="360"/>
-        <w:jc w:val="center"/>
-      </w:pPr>
-      <w:r>
-        <w:rPr>
-          <w:noProof/>
-          <w:lang w:val="en-US"/>
-        </w:rPr>
-        <w:drawing>
-          <wp:inline distT="0" distB="0" distL="0" distR="0" wp14:anchorId="6C7D84EF" wp14:editId="2661A94E">
-            <wp:extent cx="2096235" cy="3600450"/>
-            <wp:effectExtent l="0" t="0" r="0" b="0"/>
-            <wp:docPr id="27" name="Imagem 27"/>
             <wp:cNvGraphicFramePr>
               <a:graphicFrameLocks xmlns:a="http://schemas.openxmlformats.org/drawingml/2006/main" noChangeAspect="1"/>
             </wp:cNvGraphicFramePr>
@@ -1146,7 +1096,7 @@
                   <pic:spPr>
                     <a:xfrm>
                       <a:off x="0" y="0"/>
-                      <a:ext cx="2157143" cy="3705064"/>
+                      <a:ext cx="1992092" cy="1824011"/>
                     </a:xfrm>
                     <a:prstGeom prst="rect">
                       <a:avLst/>
@@ -1158,19 +1108,60 @@
           </wp:inline>
         </w:drawing>
       </w:r>
-      <w:r>
-        <w:t xml:space="preserve">       </w:t>
-      </w:r>
+    </w:p>
+    <w:p>
+      <w:pPr>
+        <w:pStyle w:val="PargrafodaLista"/>
+        <w:spacing w:after="0"/>
+        <w:ind w:left="360"/>
+        <w:jc w:val="center"/>
+      </w:pPr>
+    </w:p>
+    <w:p>
+      <w:pPr>
+        <w:pStyle w:val="PargrafodaLista"/>
+        <w:numPr>
+          <w:ilvl w:val="0"/>
+          <w:numId w:val="11"/>
+        </w:numPr>
+        <w:spacing w:after="0"/>
+        <w:jc w:val="both"/>
+      </w:pPr>
+      <w:r>
+        <w:t>A Potência (Watts) será preenchida automaticamente (podendo ser editada). Clique em Dimensionar para obter os dados elétricos (Corrente, Cabo Ideal e Disjuntor).</w:t>
+      </w:r>
+    </w:p>
+    <w:p>
+      <w:pPr>
+        <w:pStyle w:val="PargrafodaLista"/>
+        <w:numPr>
+          <w:ilvl w:val="0"/>
+          <w:numId w:val="11"/>
+        </w:numPr>
+        <w:spacing w:after="0"/>
+        <w:jc w:val="both"/>
+      </w:pPr>
+      <w:r>
+        <w:t>O botão Adicionar TUE ficará verde. Clique nele para armazenar as informações. Caso tenha que colocar dois equipamentos iguais, clique em dimensionar e adicionar novamente.</w:t>
+      </w:r>
+    </w:p>
+    <w:p>
+      <w:pPr>
+        <w:pStyle w:val="PargrafodaLista"/>
+        <w:spacing w:after="0"/>
+        <w:ind w:left="360"/>
+        <w:jc w:val="center"/>
+      </w:pPr>
       <w:r>
         <w:rPr>
           <w:noProof/>
           <w:lang w:val="en-US"/>
         </w:rPr>
         <w:drawing>
-          <wp:inline distT="0" distB="0" distL="0" distR="0" wp14:anchorId="0BA8DF25" wp14:editId="68853EB1">
-            <wp:extent cx="2112042" cy="3589875"/>
-            <wp:effectExtent l="0" t="0" r="2540" b="0"/>
-            <wp:docPr id="28" name="Imagem 28"/>
+          <wp:inline distT="0" distB="0" distL="0" distR="0" wp14:anchorId="6C7D84EF" wp14:editId="2661A94E">
+            <wp:extent cx="2096235" cy="3600450"/>
+            <wp:effectExtent l="0" t="0" r="0" b="0"/>
+            <wp:docPr id="27" name="Imagem 27"/>
             <wp:cNvGraphicFramePr>
               <a:graphicFrameLocks xmlns:a="http://schemas.openxmlformats.org/drawingml/2006/main" noChangeAspect="1"/>
             </wp:cNvGraphicFramePr>
@@ -1190,7 +1181,7 @@
                   <pic:spPr>
                     <a:xfrm>
                       <a:off x="0" y="0"/>
-                      <a:ext cx="2269518" cy="3857539"/>
+                      <a:ext cx="2157143" cy="3705064"/>
                     </a:xfrm>
                     <a:prstGeom prst="rect">
                       <a:avLst/>
@@ -1202,63 +1193,19 @@
           </wp:inline>
         </w:drawing>
       </w:r>
-    </w:p>
-    <w:p>
-      <w:pPr>
-        <w:spacing w:after="0"/>
-        <w:jc w:val="both"/>
-      </w:pPr>
-    </w:p>
-    <w:p>
-      <w:pPr>
-        <w:pStyle w:val="PargrafodaLista"/>
-        <w:numPr>
-          <w:ilvl w:val="0"/>
-          <w:numId w:val="10"/>
-        </w:numPr>
-        <w:spacing w:after="0"/>
-        <w:jc w:val="both"/>
-        <w:rPr>
-          <w:b/>
-        </w:rPr>
-      </w:pPr>
-      <w:r>
-        <w:rPr>
-          <w:b/>
-        </w:rPr>
-        <w:lastRenderedPageBreak/>
-        <w:t>Aba Quadro Geral (Relatório e Dimensionamento)</w:t>
-      </w:r>
-    </w:p>
-    <w:p>
-      <w:pPr>
-        <w:pStyle w:val="PargrafodaLista"/>
-        <w:spacing w:after="0"/>
-        <w:ind w:left="360"/>
-        <w:jc w:val="both"/>
-      </w:pPr>
-      <w:r>
-        <w:t xml:space="preserve">Esta aba é o demonstrativo de todos os Cômodos e Dispositivos inseridos na composição da residência. </w:t>
-      </w:r>
-    </w:p>
-    <w:p>
-      <w:pPr>
-        <w:pStyle w:val="PargrafodaLista"/>
-        <w:spacing w:after="0"/>
-        <w:ind w:left="360"/>
-        <w:jc w:val="center"/>
-      </w:pPr>
-      <w:r>
-        <w:rPr>
-          <w:b/>
+      <w:r>
+        <w:t xml:space="preserve">       </w:t>
+      </w:r>
+      <w:r>
+        <w:rPr>
           <w:noProof/>
           <w:lang w:val="en-US"/>
         </w:rPr>
         <w:drawing>
-          <wp:inline distT="0" distB="0" distL="0" distR="0" wp14:anchorId="2E9231C0" wp14:editId="398B6ED6">
-            <wp:extent cx="1311349" cy="2200275"/>
-            <wp:effectExtent l="0" t="0" r="3175" b="0"/>
-            <wp:docPr id="29" name="Imagem 29"/>
+          <wp:inline distT="0" distB="0" distL="0" distR="0" wp14:anchorId="0BA8DF25" wp14:editId="68853EB1">
+            <wp:extent cx="2112042" cy="3589875"/>
+            <wp:effectExtent l="0" t="0" r="2540" b="0"/>
+            <wp:docPr id="28" name="Imagem 28"/>
             <wp:cNvGraphicFramePr>
               <a:graphicFrameLocks xmlns:a="http://schemas.openxmlformats.org/drawingml/2006/main" noChangeAspect="1"/>
             </wp:cNvGraphicFramePr>
@@ -1278,7 +1225,7 @@
                   <pic:spPr>
                     <a:xfrm>
                       <a:off x="0" y="0"/>
-                      <a:ext cx="1319062" cy="2213217"/>
+                      <a:ext cx="2269518" cy="3857539"/>
                     </a:xfrm>
                     <a:prstGeom prst="rect">
                       <a:avLst/>
@@ -1293,93 +1240,60 @@
     </w:p>
     <w:p>
       <w:pPr>
+        <w:spacing w:after="0"/>
+        <w:jc w:val="both"/>
+      </w:pPr>
+    </w:p>
+    <w:p>
+      <w:pPr>
+        <w:pStyle w:val="PargrafodaLista"/>
+        <w:numPr>
+          <w:ilvl w:val="0"/>
+          <w:numId w:val="10"/>
+        </w:numPr>
+        <w:spacing w:after="0"/>
+        <w:jc w:val="both"/>
+        <w:rPr>
+          <w:b/>
+        </w:rPr>
+      </w:pPr>
+      <w:r>
+        <w:rPr>
+          <w:b/>
+        </w:rPr>
+        <w:lastRenderedPageBreak/>
+        <w:t>Aba Quadro Geral (Relatório e Dimensionamento)</w:t>
+      </w:r>
+    </w:p>
+    <w:p>
+      <w:pPr>
         <w:pStyle w:val="PargrafodaLista"/>
         <w:spacing w:after="0"/>
         <w:ind w:left="360"/>
         <w:jc w:val="both"/>
       </w:pPr>
       <w:r>
-        <w:t>Caso queira refazer algo, basta clicar no "</w:t>
-      </w:r>
-      <w:r>
-        <w:rPr>
-          <w:color w:val="FF0000"/>
-        </w:rPr>
-        <w:t>X</w:t>
-      </w:r>
-      <w:r>
-        <w:t>" para eliminar e voltar na aba correta.</w:t>
-      </w:r>
-    </w:p>
-    <w:p>
-      <w:pPr>
-        <w:pStyle w:val="PargrafodaLista"/>
-        <w:numPr>
-          <w:ilvl w:val="0"/>
-          <w:numId w:val="11"/>
-        </w:numPr>
+        <w:t xml:space="preserve">Esta aba é o demonstrativo de todos os Cômodos e Dispositivos inseridos na composição da residência. </w:t>
+      </w:r>
+    </w:p>
+    <w:p>
+      <w:pPr>
+        <w:pStyle w:val="PargrafodaLista"/>
         <w:spacing w:after="0"/>
-        <w:jc w:val="both"/>
-      </w:pPr>
-      <w:r>
-        <w:t>Reserva Futura: Logo abaixo de "Potência Bruta Alvo (Watts/VA)", há o botão Adicionar +30% de Reserva Futura. Utilize-o para garantir folga caso queira aumentar os equipamentos no futuro.</w:t>
-      </w:r>
-    </w:p>
-    <w:p>
-      <w:pPr>
-        <w:pStyle w:val="PargrafodaLista"/>
-        <w:numPr>
-          <w:ilvl w:val="0"/>
-          <w:numId w:val="11"/>
-        </w:numPr>
-        <w:spacing w:after="0"/>
-        <w:jc w:val="both"/>
-      </w:pPr>
-      <w:r>
-        <w:t>Dimensionamento do Alimentador: Para calcular a queda de tensão, insira a distância dos fios e clique em Dimensionar Alimentação.</w:t>
-      </w:r>
-    </w:p>
-    <w:p>
-      <w:pPr>
-        <w:pStyle w:val="PargrafodaLista"/>
-        <w:numPr>
-          <w:ilvl w:val="1"/>
-          <w:numId w:val="11"/>
-        </w:numPr>
-        <w:spacing w:after="0"/>
-        <w:ind w:right="-2"/>
-        <w:jc w:val="both"/>
-        <w:rPr>
-          <w:noProof/>
-        </w:rPr>
-      </w:pPr>
-      <w:r>
-        <w:rPr>
-          <w:noProof/>
-        </w:rPr>
-        <w:t>Para Apartamentos: Há apenas um campo de medição (Medidor/Condomínio até o QDC interno).</w:t>
-      </w:r>
-    </w:p>
-    <w:p>
-      <w:pPr>
-        <w:pStyle w:val="PargrafodaLista"/>
-        <w:spacing w:after="0"/>
-        <w:ind w:left="714"/>
+        <w:ind w:left="360"/>
         <w:jc w:val="center"/>
-        <w:rPr>
-          <w:b/>
-        </w:rPr>
-      </w:pPr>
-      <w:r>
-        <w:rPr>
+      </w:pPr>
+      <w:r>
+        <w:rPr>
+          <w:b/>
           <w:noProof/>
           <w:lang w:val="en-US"/>
         </w:rPr>
         <w:drawing>
-          <wp:inline distT="0" distB="0" distL="0" distR="0" wp14:anchorId="5080BDF5" wp14:editId="76044408">
-            <wp:extent cx="1067052" cy="866775"/>
-            <wp:effectExtent l="0" t="0" r="0" b="0"/>
-            <wp:docPr id="33" name="Imagem 33"/>
+          <wp:inline distT="0" distB="0" distL="0" distR="0" wp14:anchorId="2E9231C0" wp14:editId="398B6ED6">
+            <wp:extent cx="1311349" cy="2200275"/>
+            <wp:effectExtent l="0" t="0" r="3175" b="0"/>
+            <wp:docPr id="29" name="Imagem 29"/>
             <wp:cNvGraphicFramePr>
               <a:graphicFrameLocks xmlns:a="http://schemas.openxmlformats.org/drawingml/2006/main" noChangeAspect="1"/>
             </wp:cNvGraphicFramePr>
@@ -1399,7 +1313,7 @@
                   <pic:spPr>
                     <a:xfrm>
                       <a:off x="0" y="0"/>
-                      <a:ext cx="1098313" cy="892169"/>
+                      <a:ext cx="1319062" cy="2213217"/>
                     </a:xfrm>
                     <a:prstGeom prst="rect">
                       <a:avLst/>
@@ -1411,11 +1325,53 @@
           </wp:inline>
         </w:drawing>
       </w:r>
-      <w:r>
-        <w:rPr>
-          <w:b/>
-        </w:rPr>
-        <w:t xml:space="preserve">   </w:t>
+    </w:p>
+    <w:p>
+      <w:pPr>
+        <w:pStyle w:val="PargrafodaLista"/>
+        <w:spacing w:after="0"/>
+        <w:ind w:left="360"/>
+        <w:jc w:val="both"/>
+      </w:pPr>
+      <w:r>
+        <w:t>Caso queira refazer algo, basta clicar no "</w:t>
+      </w:r>
+      <w:r>
+        <w:rPr>
+          <w:color w:val="FF0000"/>
+        </w:rPr>
+        <w:t>X</w:t>
+      </w:r>
+      <w:r>
+        <w:t>" para eliminar e voltar na aba correta.</w:t>
+      </w:r>
+    </w:p>
+    <w:p>
+      <w:pPr>
+        <w:pStyle w:val="PargrafodaLista"/>
+        <w:numPr>
+          <w:ilvl w:val="0"/>
+          <w:numId w:val="11"/>
+        </w:numPr>
+        <w:spacing w:after="0"/>
+        <w:jc w:val="both"/>
+      </w:pPr>
+      <w:r>
+        <w:t>Reserva Futura: Logo abaixo de "Potência Bruta Alvo (Watts/VA)", há o botão Adicionar +30% de Reserva Futura. Utilize-o para garantir folga caso queira aumentar os equipamentos no futuro.</w:t>
+      </w:r>
+    </w:p>
+    <w:p>
+      <w:pPr>
+        <w:pStyle w:val="PargrafodaLista"/>
+        <w:numPr>
+          <w:ilvl w:val="0"/>
+          <w:numId w:val="11"/>
+        </w:numPr>
+        <w:spacing w:after="0"/>
+        <w:jc w:val="both"/>
+      </w:pPr>
+      <w:r>
+        <w:t>Dimensionamento do Alimentador: Para calcular a queda de tensão, insira a distância dos fios e clique em Dimensionar Alimentação.</w:t>
       </w:r>
     </w:p>
     <w:p>
@@ -1436,29 +1392,17 @@
         <w:rPr>
           <w:noProof/>
         </w:rPr>
-        <w:t>Para Casas: Há duas medições (do Poste da Rua até o Medidor, e do Medidor até o</w:t>
-      </w:r>
-      <w:r>
-        <w:rPr>
-          <w:noProof/>
-        </w:rPr>
-        <w:t xml:space="preserve"> </w:t>
-      </w:r>
-      <w:r>
-        <w:rPr>
-          <w:noProof/>
-        </w:rPr>
-        <w:t>QDC interno).</w:t>
+        <w:t>Para Apartamentos: Há apenas um campo de medição (Medidor/Condomínio até o QDC interno).</w:t>
       </w:r>
     </w:p>
     <w:p>
       <w:pPr>
         <w:pStyle w:val="PargrafodaLista"/>
         <w:spacing w:after="0"/>
-        <w:ind w:left="709" w:right="-2"/>
+        <w:ind w:left="714"/>
         <w:jc w:val="center"/>
         <w:rPr>
-          <w:noProof/>
+          <w:b/>
         </w:rPr>
       </w:pPr>
       <w:r>
@@ -1467,10 +1411,10 @@
           <w:lang w:val="en-US"/>
         </w:rPr>
         <w:drawing>
-          <wp:inline distT="0" distB="0" distL="0" distR="0" wp14:anchorId="4643FA12" wp14:editId="38DD64D3">
-            <wp:extent cx="1086838" cy="885825"/>
+          <wp:inline distT="0" distB="0" distL="0" distR="0" wp14:anchorId="5080BDF5" wp14:editId="76044408">
+            <wp:extent cx="1067052" cy="866775"/>
             <wp:effectExtent l="0" t="0" r="0" b="0"/>
-            <wp:docPr id="34" name="Imagem 34"/>
+            <wp:docPr id="33" name="Imagem 33"/>
             <wp:cNvGraphicFramePr>
               <a:graphicFrameLocks xmlns:a="http://schemas.openxmlformats.org/drawingml/2006/main" noChangeAspect="1"/>
             </wp:cNvGraphicFramePr>
@@ -1490,7 +1434,7 @@
                   <pic:spPr>
                     <a:xfrm>
                       <a:off x="0" y="0"/>
-                      <a:ext cx="1115782" cy="909416"/>
+                      <a:ext cx="1098313" cy="892169"/>
                     </a:xfrm>
                     <a:prstGeom prst="rect">
                       <a:avLst/>
@@ -1502,49 +1446,66 @@
           </wp:inline>
         </w:drawing>
       </w:r>
-    </w:p>
-    <w:p>
-      <w:pPr>
-        <w:pStyle w:val="PargrafodaLista"/>
+      <w:r>
+        <w:rPr>
+          <w:b/>
+        </w:rPr>
+        <w:t xml:space="preserve">   </w:t>
+      </w:r>
+    </w:p>
+    <w:p>
+      <w:pPr>
+        <w:pStyle w:val="PargrafodaLista"/>
+        <w:numPr>
+          <w:ilvl w:val="1"/>
+          <w:numId w:val="11"/>
+        </w:numPr>
         <w:spacing w:after="0"/>
-        <w:ind w:left="993" w:right="-2"/>
+        <w:ind w:right="-2"/>
+        <w:jc w:val="both"/>
+        <w:rPr>
+          <w:noProof/>
+        </w:rPr>
+      </w:pPr>
+      <w:r>
+        <w:rPr>
+          <w:noProof/>
+        </w:rPr>
+        <w:t>Para Casas: Há duas medições (do Poste da Rua até o Medidor, e do Medidor até o</w:t>
+      </w:r>
+      <w:r>
+        <w:rPr>
+          <w:noProof/>
+        </w:rPr>
+        <w:t xml:space="preserve"> </w:t>
+      </w:r>
+      <w:r>
+        <w:rPr>
+          <w:noProof/>
+        </w:rPr>
+        <w:t>QDC interno).</w:t>
+      </w:r>
+    </w:p>
+    <w:p>
+      <w:pPr>
+        <w:pStyle w:val="PargrafodaLista"/>
+        <w:spacing w:after="0"/>
+        <w:ind w:left="709" w:right="-2"/>
         <w:jc w:val="center"/>
         <w:rPr>
           <w:noProof/>
         </w:rPr>
       </w:pPr>
-    </w:p>
-    <w:p>
-      <w:pPr>
-        <w:pStyle w:val="PargrafodaLista"/>
-        <w:spacing w:after="0"/>
-        <w:ind w:left="360"/>
-        <w:jc w:val="both"/>
-      </w:pPr>
-      <w:r>
-        <w:t>Após dimensionar, o aplicativo exibirá os cartões verde e azul com os resultados finais:</w:t>
-      </w:r>
-    </w:p>
-    <w:p>
-      <w:pPr>
-        <w:pStyle w:val="PargrafodaLista"/>
-        <w:ind w:left="284"/>
-        <w:jc w:val="center"/>
-        <w:rPr>
-          <w:noProof/>
-        </w:rPr>
-      </w:pPr>
-      <w:r>
-        <w:rPr>
-          <w:b/>
+      <w:r>
+        <w:rPr>
           <w:noProof/>
           <w:lang w:val="en-US"/>
         </w:rPr>
         <w:drawing>
-          <wp:inline distT="0" distB="0" distL="0" distR="0" wp14:anchorId="2CE40AC3" wp14:editId="437D9D00">
-            <wp:extent cx="1081405" cy="1803332"/>
-            <wp:effectExtent l="0" t="0" r="4445" b="6985"/>
-            <wp:docPr id="30" name="Imagem 30"/>
+          <wp:inline distT="0" distB="0" distL="0" distR="0" wp14:anchorId="4643FA12" wp14:editId="38DD64D3">
+            <wp:extent cx="1086838" cy="885825"/>
+            <wp:effectExtent l="0" t="0" r="0" b="0"/>
+            <wp:docPr id="34" name="Imagem 34"/>
             <wp:cNvGraphicFramePr>
               <a:graphicFrameLocks xmlns:a="http://schemas.openxmlformats.org/drawingml/2006/main" noChangeAspect="1"/>
             </wp:cNvGraphicFramePr>
@@ -1564,7 +1525,7 @@
                   <pic:spPr>
                     <a:xfrm>
                       <a:off x="0" y="0"/>
-                      <a:ext cx="1140757" cy="1902307"/>
+                      <a:ext cx="1115782" cy="909416"/>
                     </a:xfrm>
                     <a:prstGeom prst="rect">
                       <a:avLst/>
@@ -1580,32 +1541,45 @@
     <w:p>
       <w:pPr>
         <w:pStyle w:val="PargrafodaLista"/>
-        <w:numPr>
-          <w:ilvl w:val="0"/>
-          <w:numId w:val="11"/>
-        </w:numPr>
         <w:spacing w:after="0"/>
-        <w:jc w:val="both"/>
-      </w:pPr>
-      <w:r>
-        <w:lastRenderedPageBreak/>
-        <w:t>Gerar Memorial em PDF: Ao clicar neste botão, abrirá uma página onde será criado um "Memorial Descritivo Elétrico" com todas as informações e cálculos realizados.</w:t>
-      </w:r>
-    </w:p>
-    <w:p>
-      <w:pPr>
+        <w:ind w:left="993" w:right="-2"/>
         <w:jc w:val="center"/>
-      </w:pPr>
-      <w:r>
-        <w:rPr>
+        <w:rPr>
+          <w:noProof/>
+        </w:rPr>
+      </w:pPr>
+    </w:p>
+    <w:p>
+      <w:pPr>
+        <w:pStyle w:val="PargrafodaLista"/>
+        <w:spacing w:after="0"/>
+        <w:ind w:left="360"/>
+        <w:jc w:val="both"/>
+      </w:pPr>
+      <w:r>
+        <w:t>Após dimensionar, o aplicativo exibirá os cartões verde e azul com os resultados finais:</w:t>
+      </w:r>
+    </w:p>
+    <w:p>
+      <w:pPr>
+        <w:pStyle w:val="PargrafodaLista"/>
+        <w:ind w:left="284"/>
+        <w:jc w:val="center"/>
+        <w:rPr>
+          <w:noProof/>
+        </w:rPr>
+      </w:pPr>
+      <w:r>
+        <w:rPr>
+          <w:b/>
           <w:noProof/>
           <w:lang w:val="en-US"/>
         </w:rPr>
         <w:drawing>
-          <wp:inline distT="0" distB="0" distL="0" distR="0" wp14:anchorId="68C393D9" wp14:editId="320BDBDA">
-            <wp:extent cx="993607" cy="2219325"/>
-            <wp:effectExtent l="0" t="0" r="0" b="0"/>
-            <wp:docPr id="36" name="Imagem 36"/>
+          <wp:inline distT="0" distB="0" distL="0" distR="0" wp14:anchorId="2CE40AC3" wp14:editId="437D9D00">
+            <wp:extent cx="1081405" cy="1803332"/>
+            <wp:effectExtent l="0" t="0" r="4445" b="6985"/>
+            <wp:docPr id="30" name="Imagem 30"/>
             <wp:cNvGraphicFramePr>
               <a:graphicFrameLocks xmlns:a="http://schemas.openxmlformats.org/drawingml/2006/main" noChangeAspect="1"/>
             </wp:cNvGraphicFramePr>
@@ -1625,7 +1599,7 @@
                   <pic:spPr>
                     <a:xfrm>
                       <a:off x="0" y="0"/>
-                      <a:ext cx="1037044" cy="2316347"/>
+                      <a:ext cx="1140757" cy="1902307"/>
                     </a:xfrm>
                     <a:prstGeom prst="rect">
                       <a:avLst/>
@@ -1649,37 +1623,24 @@
         <w:jc w:val="both"/>
       </w:pPr>
       <w:r>
-        <w:t xml:space="preserve">Enviar Resumo por WhatsApp: Este botão permite compartilhar uma mensagem </w:t>
-      </w:r>
-      <w:proofErr w:type="spellStart"/>
-      <w:r>
-        <w:t>detexto</w:t>
-      </w:r>
-      <w:proofErr w:type="spellEnd"/>
-      <w:r>
-        <w:t xml:space="preserve"> padronizada com os cálculos efetuados para os seus contatos.</w:t>
+        <w:lastRenderedPageBreak/>
+        <w:t>Gerar Memorial em PDF: Ao clicar neste botão, abrirá uma página onde será criado um "Memorial Descritivo Elétrico" com todas as informações e cálculos realizados.</w:t>
       </w:r>
     </w:p>
     <w:p>
       <w:pPr>
         <w:jc w:val="center"/>
       </w:pPr>
-      <w:r>
-        <w:rPr>
-          <w:noProof/>
-        </w:rPr>
-        <w:t xml:space="preserve"> </w:t>
-      </w:r>
       <w:r>
         <w:rPr>
           <w:noProof/>
           <w:lang w:val="en-US"/>
         </w:rPr>
         <w:drawing>
-          <wp:inline distT="0" distB="0" distL="0" distR="0" wp14:anchorId="0BFE02E1" wp14:editId="2AC12C8F">
-            <wp:extent cx="906537" cy="1552575"/>
-            <wp:effectExtent l="0" t="0" r="8255" b="0"/>
-            <wp:docPr id="13" name="Imagem 13"/>
+          <wp:inline distT="0" distB="0" distL="0" distR="0" wp14:anchorId="68C393D9" wp14:editId="320BDBDA">
+            <wp:extent cx="993607" cy="2219325"/>
+            <wp:effectExtent l="0" t="0" r="0" b="0"/>
+            <wp:docPr id="36" name="Imagem 36"/>
             <wp:cNvGraphicFramePr>
               <a:graphicFrameLocks xmlns:a="http://schemas.openxmlformats.org/drawingml/2006/main" noChangeAspect="1"/>
             </wp:cNvGraphicFramePr>
@@ -1699,7 +1660,7 @@
                   <pic:spPr>
                     <a:xfrm>
                       <a:off x="0" y="0"/>
-                      <a:ext cx="936846" cy="1604484"/>
+                      <a:ext cx="1037044" cy="2316347"/>
                     </a:xfrm>
                     <a:prstGeom prst="rect">
                       <a:avLst/>
@@ -1711,8 +1672,38 @@
           </wp:inline>
         </w:drawing>
       </w:r>
-      <w:r>
-        <w:t xml:space="preserve">      </w:t>
+    </w:p>
+    <w:p>
+      <w:pPr>
+        <w:pStyle w:val="PargrafodaLista"/>
+        <w:numPr>
+          <w:ilvl w:val="0"/>
+          <w:numId w:val="11"/>
+        </w:numPr>
+        <w:spacing w:after="0"/>
+        <w:jc w:val="both"/>
+      </w:pPr>
+      <w:r>
+        <w:t xml:space="preserve">Enviar Resumo por WhatsApp: Este botão permite compartilhar uma mensagem </w:t>
+      </w:r>
+      <w:proofErr w:type="spellStart"/>
+      <w:r>
+        <w:t>detexto</w:t>
+      </w:r>
+      <w:proofErr w:type="spellEnd"/>
+      <w:r>
+        <w:t xml:space="preserve"> padronizada com os cálculos efetuados para os seus contatos.</w:t>
+      </w:r>
+    </w:p>
+    <w:p>
+      <w:pPr>
+        <w:jc w:val="center"/>
+      </w:pPr>
+      <w:r>
+        <w:rPr>
+          <w:noProof/>
+        </w:rPr>
+        <w:t xml:space="preserve"> </w:t>
       </w:r>
       <w:r>
         <w:rPr>
@@ -1720,10 +1711,10 @@
           <w:lang w:val="en-US"/>
         </w:rPr>
         <w:drawing>
-          <wp:inline distT="0" distB="0" distL="0" distR="0" wp14:anchorId="4FD733FA" wp14:editId="0DF1E959">
-            <wp:extent cx="2085975" cy="1565612"/>
-            <wp:effectExtent l="0" t="0" r="0" b="0"/>
-            <wp:docPr id="14" name="Imagem 14"/>
+          <wp:inline distT="0" distB="0" distL="0" distR="0" wp14:anchorId="0BFE02E1" wp14:editId="2AC12C8F">
+            <wp:extent cx="906537" cy="1552575"/>
+            <wp:effectExtent l="0" t="0" r="8255" b="0"/>
+            <wp:docPr id="13" name="Imagem 13"/>
             <wp:cNvGraphicFramePr>
               <a:graphicFrameLocks xmlns:a="http://schemas.openxmlformats.org/drawingml/2006/main" noChangeAspect="1"/>
             </wp:cNvGraphicFramePr>
@@ -1743,7 +1734,7 @@
                   <pic:spPr>
                     <a:xfrm>
                       <a:off x="0" y="0"/>
-                      <a:ext cx="2117803" cy="1589500"/>
+                      <a:ext cx="936846" cy="1604484"/>
                     </a:xfrm>
                     <a:prstGeom prst="rect">
                       <a:avLst/>
@@ -1755,637 +1746,19 @@
           </wp:inline>
         </w:drawing>
       </w:r>
-    </w:p>
-    <w:p>
-      <w:pPr>
-        <w:jc w:val="center"/>
-      </w:pPr>
-    </w:p>
-    <w:p>
-      <w:pPr>
-        <w:spacing w:before="240"/>
-        <w:jc w:val="both"/>
-        <w:rPr>
-          <w:b/>
-          <w:sz w:val="36"/>
-          <w:szCs w:val="36"/>
-        </w:rPr>
-      </w:pPr>
-      <w:r>
-        <w:rPr>
-          <w:b/>
-          <w:sz w:val="36"/>
-          <w:szCs w:val="36"/>
-        </w:rPr>
-        <w:t xml:space="preserve">Parte 3: Perguntas Frequentes (FAQ) </w:t>
-      </w:r>
-    </w:p>
-    <w:p>
-      <w:pPr>
-        <w:pStyle w:val="PargrafodaLista"/>
-        <w:numPr>
-          <w:ilvl w:val="0"/>
-          <w:numId w:val="11"/>
-        </w:numPr>
-        <w:spacing w:after="0"/>
-        <w:jc w:val="both"/>
-        <w:rPr>
-          <w:b/>
-        </w:rPr>
-      </w:pPr>
-      <w:r>
-        <w:rPr>
-          <w:b/>
-        </w:rPr>
-        <w:t>Pode colocar uma calculadora para fazer o cálculo do perímetro e da área sem sair do app?</w:t>
-      </w:r>
-    </w:p>
-    <w:p>
-      <w:pPr>
-        <w:spacing w:after="0"/>
-        <w:ind w:left="1066"/>
-        <w:jc w:val="both"/>
-      </w:pPr>
-      <w:r>
-        <w:t>R.: É algo para ser analisado e se possível colocar em futura versão.</w:t>
-      </w:r>
-    </w:p>
-    <w:p>
-      <w:pPr>
-        <w:pStyle w:val="PargrafodaLista"/>
-        <w:numPr>
-          <w:ilvl w:val="0"/>
-          <w:numId w:val="11"/>
-        </w:numPr>
-        <w:spacing w:after="0"/>
-        <w:jc w:val="both"/>
-        <w:rPr>
-          <w:b/>
-        </w:rPr>
-      </w:pPr>
-      <w:r>
-        <w:rPr>
-          <w:b/>
-        </w:rPr>
-        <w:t>Pode fazer o cálculo de um cômodo só?</w:t>
-      </w:r>
-    </w:p>
-    <w:p>
-      <w:pPr>
-        <w:ind w:left="1068"/>
-        <w:jc w:val="both"/>
-      </w:pPr>
-      <w:r>
-        <w:t xml:space="preserve">R: Sim pode ser feito, mas não esqueçam que em uma residência para que tudo esteja em conformidade o certo é fazer o cálculo de tudo. Exemplo: se eu trocar um chuveiro de 5800W por um de 7800W, o disjuntor não será o mesmo. Isso vai influenciar no quadro geral. </w:t>
-      </w:r>
-    </w:p>
-    <w:p>
-      <w:pPr>
-        <w:pStyle w:val="PargrafodaLista"/>
-        <w:numPr>
-          <w:ilvl w:val="0"/>
-          <w:numId w:val="11"/>
-        </w:numPr>
-        <w:spacing w:after="0"/>
-        <w:jc w:val="both"/>
-        <w:rPr>
-          <w:b/>
-        </w:rPr>
-      </w:pPr>
-      <w:r>
-        <w:rPr>
-          <w:b/>
-        </w:rPr>
-        <w:t>A quantidade de tomadas que aparece é o que a somos obrigados a colocar?</w:t>
-      </w:r>
-    </w:p>
-    <w:p>
-      <w:pPr>
-        <w:ind w:left="1068"/>
-        <w:jc w:val="both"/>
-      </w:pPr>
-      <w:r>
-        <w:t xml:space="preserve">R.: </w:t>
-      </w:r>
-      <w:r>
-        <w:t>A quantidade que o app mostra é a quantidade mínima de tomadas a serem colocadas conforme a norma NBR 5410.</w:t>
-      </w:r>
-    </w:p>
-    <w:p>
-      <w:pPr>
-        <w:ind w:left="1068"/>
-        <w:jc w:val="both"/>
-      </w:pPr>
-    </w:p>
-    <w:p>
-      <w:pPr>
-        <w:spacing w:before="240"/>
-        <w:jc w:val="both"/>
-        <w:rPr>
-          <w:b/>
-          <w:sz w:val="36"/>
-          <w:szCs w:val="36"/>
-        </w:rPr>
-      </w:pPr>
-      <w:r>
-        <w:rPr>
-          <w:b/>
-          <w:sz w:val="36"/>
-          <w:szCs w:val="36"/>
-        </w:rPr>
-        <w:lastRenderedPageBreak/>
-        <w:t xml:space="preserve">Parte </w:t>
-      </w:r>
-      <w:r>
-        <w:rPr>
-          <w:b/>
-          <w:sz w:val="36"/>
-          <w:szCs w:val="36"/>
-        </w:rPr>
-        <w:t>4</w:t>
-      </w:r>
-      <w:r>
-        <w:rPr>
-          <w:b/>
-          <w:sz w:val="36"/>
-          <w:szCs w:val="36"/>
-        </w:rPr>
-        <w:t>: Notas Técnicas e Normativas</w:t>
-      </w:r>
-    </w:p>
-    <w:p>
-      <w:pPr>
-        <w:pStyle w:val="PargrafodaLista"/>
-        <w:numPr>
-          <w:ilvl w:val="0"/>
-          <w:numId w:val="12"/>
-        </w:numPr>
-        <w:spacing w:before="160" w:after="0"/>
-        <w:ind w:left="357" w:hanging="357"/>
-        <w:jc w:val="both"/>
-        <w:rPr>
-          <w:b/>
-          <w:sz w:val="32"/>
-          <w:szCs w:val="32"/>
-        </w:rPr>
-      </w:pPr>
-      <w:r>
-        <w:rPr>
-          <w:b/>
-          <w:sz w:val="32"/>
-          <w:szCs w:val="32"/>
-        </w:rPr>
-        <w:t>Normas das instalações elétricas residenciais</w:t>
-      </w:r>
-    </w:p>
-    <w:p>
-      <w:pPr>
-        <w:pStyle w:val="PargrafodaLista"/>
-        <w:spacing w:after="0"/>
-        <w:ind w:left="360"/>
-        <w:jc w:val="both"/>
-      </w:pPr>
-      <w:r>
-        <w:t>O Perímetro é a soma de todos os lados (paredes) do cômodo, medido em metros lineares (m). No contexto da norma NBR 5410, enquanto a Área determina a potência da iluminação, o Perímetro é o dado fundamental para definir a quantidade mínima de tomadas de uso geral (</w:t>
-      </w:r>
-      <w:proofErr w:type="spellStart"/>
-      <w:r>
-        <w:t>TUGs</w:t>
-      </w:r>
-      <w:proofErr w:type="spellEnd"/>
-      <w:r>
-        <w:t xml:space="preserve">) por segurança, evitando o uso de benjamins e extensões. </w:t>
-      </w:r>
-    </w:p>
-    <w:p>
-      <w:pPr>
-        <w:pStyle w:val="PargrafodaLista"/>
-        <w:numPr>
-          <w:ilvl w:val="0"/>
-          <w:numId w:val="11"/>
-        </w:numPr>
-        <w:jc w:val="both"/>
-        <w:rPr>
-          <w:rFonts w:eastAsia="Times New Roman"/>
-          <w:bCs/>
-        </w:rPr>
-      </w:pPr>
-      <w:r>
-        <w:rPr>
-          <w:rFonts w:eastAsia="Times New Roman"/>
-          <w:bCs/>
-        </w:rPr>
-        <w:t>Salas e Quartos (Cômodos Sociais): Exige no mínimo 1 tomada a cada 5 metros ou fração de perímetro. (Ex</w:t>
-      </w:r>
-      <w:r>
-        <w:rPr>
-          <w:rFonts w:eastAsia="Times New Roman"/>
-          <w:bCs/>
-        </w:rPr>
-        <w:t>.</w:t>
-      </w:r>
-      <w:r>
-        <w:rPr>
-          <w:rFonts w:eastAsia="Times New Roman"/>
-          <w:bCs/>
-        </w:rPr>
-        <w:t>: Quarto com 14 m de perímetro = 14 / 5 = 2.8. Arredondando para cima, o app calcula 3 tomadas).</w:t>
-      </w:r>
-    </w:p>
-    <w:p>
-      <w:pPr>
-        <w:pStyle w:val="PargrafodaLista"/>
-        <w:numPr>
-          <w:ilvl w:val="0"/>
-          <w:numId w:val="11"/>
-        </w:numPr>
-        <w:jc w:val="both"/>
-        <w:rPr>
-          <w:rFonts w:eastAsia="Times New Roman"/>
-          <w:bCs/>
-        </w:rPr>
-      </w:pPr>
-      <w:r>
-        <w:rPr>
-          <w:rFonts w:eastAsia="Times New Roman"/>
-          <w:bCs/>
-        </w:rPr>
-        <w:t>Cozinhas e Áreas de Serviço: A norma é mais rígida e exige 1 tomada a cada 3,5 metros ou fração de perímetro.</w:t>
-      </w:r>
-    </w:p>
-    <w:p>
-      <w:pPr>
-        <w:pStyle w:val="PargrafodaLista"/>
-        <w:numPr>
-          <w:ilvl w:val="0"/>
-          <w:numId w:val="12"/>
-        </w:numPr>
-        <w:spacing w:before="160" w:after="0"/>
-        <w:ind w:left="357" w:hanging="357"/>
-        <w:jc w:val="both"/>
-        <w:rPr>
-          <w:b/>
-          <w:sz w:val="32"/>
-          <w:szCs w:val="32"/>
-        </w:rPr>
-      </w:pPr>
-      <w:r>
-        <w:rPr>
-          <w:b/>
-          <w:sz w:val="32"/>
-          <w:szCs w:val="32"/>
-        </w:rPr>
-        <w:t xml:space="preserve">Nem sempre 220V </w:t>
-      </w:r>
-      <w:r>
-        <w:rPr>
-          <w:b/>
-          <w:sz w:val="32"/>
-          <w:szCs w:val="32"/>
-        </w:rPr>
-        <w:t>significa bifásico</w:t>
-      </w:r>
-      <w:r>
-        <w:rPr>
-          <w:b/>
-          <w:sz w:val="32"/>
-          <w:szCs w:val="32"/>
-        </w:rPr>
-        <w:t xml:space="preserve"> (O Motivo Técnico)</w:t>
-      </w:r>
-    </w:p>
-    <w:p>
-      <w:pPr>
-        <w:pStyle w:val="PargrafodaLista"/>
-        <w:spacing w:after="0"/>
-        <w:ind w:left="360"/>
-        <w:jc w:val="both"/>
-      </w:pPr>
-      <w:r>
-        <w:t>O Brasil divide-se em dois grandes blocos de distribuição:</w:t>
-      </w:r>
-    </w:p>
-    <w:p>
-      <w:pPr>
-        <w:pStyle w:val="PargrafodaLista"/>
-        <w:numPr>
-          <w:ilvl w:val="0"/>
-          <w:numId w:val="11"/>
-        </w:numPr>
-        <w:jc w:val="both"/>
-        <w:rPr>
-          <w:rFonts w:eastAsia="Times New Roman"/>
-          <w:bCs/>
-        </w:rPr>
-      </w:pPr>
-      <w:r>
-        <w:rPr>
-          <w:rFonts w:eastAsia="Times New Roman"/>
-          <w:bCs/>
-        </w:rPr>
-        <w:t>Sistema 380V/220V (Nordeste, Sul, partes do Centro-Oeste/Sudeste): A fase já tem</w:t>
-      </w:r>
-      <w:r>
-        <w:rPr>
-          <w:rFonts w:eastAsia="Times New Roman"/>
-          <w:bCs/>
-        </w:rPr>
-        <w:t xml:space="preserve"> </w:t>
-      </w:r>
-      <w:r>
-        <w:rPr>
-          <w:rFonts w:eastAsia="Times New Roman"/>
-          <w:bCs/>
-        </w:rPr>
-        <w:t>220V. Portanto, Fase + Neutro = 220V (Monofásico).</w:t>
-      </w:r>
-    </w:p>
-    <w:p>
-      <w:pPr>
-        <w:pStyle w:val="PargrafodaLista"/>
-        <w:numPr>
-          <w:ilvl w:val="0"/>
-          <w:numId w:val="11"/>
-        </w:numPr>
-        <w:jc w:val="both"/>
-        <w:rPr>
-          <w:rFonts w:eastAsia="Times New Roman"/>
-          <w:bCs/>
-        </w:rPr>
-      </w:pPr>
-      <w:r>
-        <w:rPr>
-          <w:rFonts w:eastAsia="Times New Roman"/>
-          <w:bCs/>
-        </w:rPr>
-        <w:t xml:space="preserve">Sistema 220V/127V (Sudeste, Norte, </w:t>
-      </w:r>
-      <w:proofErr w:type="spellStart"/>
-      <w:r>
-        <w:rPr>
-          <w:rFonts w:eastAsia="Times New Roman"/>
-          <w:bCs/>
-        </w:rPr>
-        <w:t>ex</w:t>
-      </w:r>
-      <w:proofErr w:type="spellEnd"/>
-      <w:r>
-        <w:rPr>
-          <w:rFonts w:eastAsia="Times New Roman"/>
-          <w:bCs/>
-        </w:rPr>
-        <w:t>: CPFL, Enel SP): A fase tem 127V.</w:t>
-      </w:r>
-      <w:r>
-        <w:rPr>
-          <w:rFonts w:eastAsia="Times New Roman"/>
-          <w:bCs/>
-        </w:rPr>
-        <w:t xml:space="preserve"> </w:t>
-      </w:r>
-      <w:r>
-        <w:rPr>
-          <w:rFonts w:eastAsia="Times New Roman"/>
-          <w:bCs/>
-        </w:rPr>
-        <w:t>Para obter 220V, o padrão precisa puxar duas fases: Fase + Fase = 220V (Bifásico).</w:t>
-      </w:r>
-    </w:p>
-    <w:p>
-      <w:pPr>
-        <w:pStyle w:val="PargrafodaLista"/>
-        <w:numPr>
-          <w:ilvl w:val="0"/>
-          <w:numId w:val="12"/>
-        </w:numPr>
-        <w:spacing w:before="160" w:after="0"/>
-        <w:ind w:left="357" w:hanging="357"/>
-        <w:jc w:val="both"/>
-        <w:rPr>
-          <w:b/>
-          <w:sz w:val="32"/>
-          <w:szCs w:val="32"/>
-        </w:rPr>
-      </w:pPr>
-      <w:r>
-        <w:rPr>
-          <w:b/>
-          <w:sz w:val="32"/>
-          <w:szCs w:val="32"/>
-        </w:rPr>
-        <w:t>Diferença entre Prédio e Casa</w:t>
-      </w:r>
-    </w:p>
-    <w:p>
-      <w:pPr>
-        <w:pStyle w:val="PargrafodaLista"/>
-        <w:spacing w:after="0"/>
-        <w:ind w:left="360"/>
-        <w:jc w:val="both"/>
-      </w:pPr>
-      <w:r>
-        <w:t>O motor de cálculo atua como um "fiscal da concessionária" muito rigoroso para ligações no poste da rua. Para uma casa, se a carga passa de 25 kW (</w:t>
-      </w:r>
-      <w:proofErr w:type="spellStart"/>
-      <w:r>
-        <w:t>ex</w:t>
-      </w:r>
-      <w:proofErr w:type="spellEnd"/>
-      <w:r>
-        <w:t>: 28.148 VA), a distribuidora corta o bifásico e obriga a colocar o trifásico para não desequilibrar a rua (sugerindo cabos de 25 mm2 e Disjuntor de 80 A).</w:t>
-      </w:r>
-    </w:p>
-    <w:p>
-      <w:pPr>
-        <w:pStyle w:val="PargrafodaLista"/>
-        <w:spacing w:after="0"/>
-        <w:ind w:left="360"/>
-        <w:jc w:val="both"/>
-      </w:pPr>
-      <w:r>
-        <w:t>No entanto, no apartamento a realidade é outra devido a dois conceitos:</w:t>
-      </w:r>
-    </w:p>
-    <w:p>
-      <w:pPr>
-        <w:pStyle w:val="PargrafodaLista"/>
-        <w:numPr>
-          <w:ilvl w:val="0"/>
-          <w:numId w:val="11"/>
-        </w:numPr>
-        <w:jc w:val="both"/>
-        <w:rPr>
-          <w:rFonts w:eastAsia="Times New Roman"/>
-          <w:bCs/>
-        </w:rPr>
-      </w:pPr>
-      <w:r>
-        <w:rPr>
-          <w:rFonts w:eastAsia="Times New Roman"/>
-          <w:bCs/>
-        </w:rPr>
-        <w:t>A Regra do Prédio: O prédio recebe energia Trifásica pesada. O engenheiro distribui as três fases alternadamente pelos andares (</w:t>
-      </w:r>
-      <w:proofErr w:type="spellStart"/>
-      <w:r>
-        <w:rPr>
-          <w:rFonts w:eastAsia="Times New Roman"/>
-          <w:bCs/>
-        </w:rPr>
-        <w:t>ex</w:t>
-      </w:r>
-      <w:proofErr w:type="spellEnd"/>
-      <w:r>
-        <w:rPr>
-          <w:rFonts w:eastAsia="Times New Roman"/>
-          <w:bCs/>
-        </w:rPr>
-        <w:t>: Apto 11 recebe Fases A e B). Por isso, mesmo que a carga passe dos 25 kW, o projeto interno permite manter a unidade como bifásica, pois o equilíbrio é feito no conjunto do prédio.</w:t>
-      </w:r>
-    </w:p>
-    <w:p>
-      <w:pPr>
-        <w:pStyle w:val="PargrafodaLista"/>
-        <w:numPr>
-          <w:ilvl w:val="0"/>
-          <w:numId w:val="11"/>
-        </w:numPr>
-        <w:jc w:val="both"/>
-        <w:rPr>
-          <w:rFonts w:eastAsia="Times New Roman"/>
-          <w:bCs/>
-        </w:rPr>
-      </w:pPr>
-      <w:r>
-        <w:rPr>
-          <w:rFonts w:eastAsia="Times New Roman"/>
-          <w:bCs/>
-        </w:rPr>
-        <w:t xml:space="preserve">O Fator de Simultaneidade Real e a Seletividade: Um disjuntor Bifásico de 70A a </w:t>
-      </w:r>
-      <w:r>
-        <w:rPr>
-          <w:rFonts w:eastAsia="Times New Roman"/>
-          <w:bCs/>
-        </w:rPr>
-        <w:t>22</w:t>
-      </w:r>
-      <w:r>
-        <w:rPr>
-          <w:rFonts w:eastAsia="Times New Roman"/>
-          <w:bCs/>
-        </w:rPr>
-        <w:t>0V suporta 15.400 VA. A demanda diária raramente atinge a carga total instalada (ninguém liga todos os chuveiros e ares-condicionados no mesmo segundo). Por isso o disjuntor de 70A e o cabo de 10 mm2 funcionam perfeitamente na prática, pois a corrente de uso costuma flutuar entre 30A e 50A. Além disso, o disjuntor do medidor (70A) é maior que o interno (63A) por Seletividade, garantindo que o</w:t>
-      </w:r>
-      <w:r>
-        <w:rPr>
-          <w:rFonts w:eastAsia="Times New Roman"/>
-          <w:bCs/>
-        </w:rPr>
-        <w:t xml:space="preserve"> </w:t>
-      </w:r>
-      <w:r>
-        <w:rPr>
-          <w:rFonts w:eastAsia="Times New Roman"/>
-          <w:bCs/>
-        </w:rPr>
-        <w:t>desarme aconteça dentro de casa em caso de pico extremo.</w:t>
-      </w:r>
-    </w:p>
-    <w:p>
-      <w:pPr>
-        <w:pStyle w:val="PargrafodaLista"/>
-        <w:spacing w:before="160" w:after="0"/>
-        <w:ind w:left="360"/>
-        <w:jc w:val="both"/>
-      </w:pPr>
-    </w:p>
-    <w:p>
-      <w:pPr>
-        <w:spacing w:before="240"/>
-        <w:jc w:val="both"/>
-        <w:rPr>
-          <w:b/>
-          <w:sz w:val="36"/>
-          <w:szCs w:val="36"/>
-        </w:rPr>
-      </w:pPr>
-    </w:p>
-    <w:p>
-      <w:pPr>
-        <w:spacing w:before="240"/>
-        <w:jc w:val="both"/>
-        <w:rPr>
-          <w:b/>
-          <w:sz w:val="36"/>
-          <w:szCs w:val="36"/>
-        </w:rPr>
-      </w:pPr>
-    </w:p>
-    <w:p>
-      <w:pPr>
-        <w:spacing w:before="240"/>
-        <w:jc w:val="both"/>
-        <w:rPr>
-          <w:b/>
-          <w:sz w:val="36"/>
-          <w:szCs w:val="36"/>
-        </w:rPr>
-      </w:pPr>
-      <w:r>
-        <w:rPr>
-          <w:b/>
-          <w:sz w:val="36"/>
-          <w:szCs w:val="36"/>
-        </w:rPr>
-        <w:lastRenderedPageBreak/>
-        <w:t xml:space="preserve">Parte </w:t>
-      </w:r>
-      <w:r>
-        <w:rPr>
-          <w:b/>
-          <w:sz w:val="36"/>
-          <w:szCs w:val="36"/>
-        </w:rPr>
-        <w:t>5</w:t>
-      </w:r>
-      <w:r>
-        <w:rPr>
-          <w:b/>
-          <w:sz w:val="36"/>
-          <w:szCs w:val="36"/>
-        </w:rPr>
-        <w:t>: Aba Guia Prático (Soluções de Campo)</w:t>
-      </w:r>
-    </w:p>
-    <w:p>
-      <w:pPr>
-        <w:pStyle w:val="PargrafodaLista"/>
-        <w:spacing w:after="0"/>
-        <w:ind w:left="360"/>
-        <w:jc w:val="both"/>
-      </w:pPr>
-      <w:r>
-        <w:t>Esta nova aba foi desenvolvida para ser o "canivete suíço" do eletricista no dia a dia da obra, oferecendo consultas rápidas, alertas de segurança e referências visuais de montagem.</w:t>
-      </w:r>
-    </w:p>
-    <w:p>
-      <w:pPr>
-        <w:pStyle w:val="PargrafodaLista"/>
-        <w:spacing w:after="0"/>
-        <w:ind w:left="360"/>
-        <w:jc w:val="center"/>
-      </w:pPr>
+      <w:r>
+        <w:t xml:space="preserve">      </w:t>
+      </w:r>
       <w:r>
         <w:rPr>
           <w:noProof/>
           <w:lang w:val="en-US"/>
         </w:rPr>
         <w:drawing>
-          <wp:inline distT="0" distB="0" distL="0" distR="0" wp14:anchorId="46032CB9" wp14:editId="475C3827">
-            <wp:extent cx="1457184" cy="2524125"/>
+          <wp:inline distT="0" distB="0" distL="0" distR="0" wp14:anchorId="4FD733FA" wp14:editId="0DF1E959">
+            <wp:extent cx="2085975" cy="1565612"/>
             <wp:effectExtent l="0" t="0" r="0" b="0"/>
-            <wp:docPr id="3" name="Imagem 3"/>
+            <wp:docPr id="14" name="Imagem 14"/>
             <wp:cNvGraphicFramePr>
               <a:graphicFrameLocks xmlns:a="http://schemas.openxmlformats.org/drawingml/2006/main" noChangeAspect="1"/>
             </wp:cNvGraphicFramePr>
@@ -2405,7 +1778,7 @@
                   <pic:spPr>
                     <a:xfrm>
                       <a:off x="0" y="0"/>
-                      <a:ext cx="1469718" cy="2545837"/>
+                      <a:ext cx="2117803" cy="1589500"/>
                     </a:xfrm>
                     <a:prstGeom prst="rect">
                       <a:avLst/>
@@ -2417,46 +1790,29 @@
           </wp:inline>
         </w:drawing>
       </w:r>
-      <w:r>
-        <w:t xml:space="preserve">    </w:t>
-      </w:r>
-    </w:p>
-    <w:p>
-      <w:pPr>
-        <w:pStyle w:val="PargrafodaLista"/>
-        <w:numPr>
-          <w:ilvl w:val="0"/>
-          <w:numId w:val="18"/>
-        </w:numPr>
-        <w:spacing w:after="0"/>
-        <w:jc w:val="both"/>
-      </w:pPr>
-      <w:r>
-        <w:rPr>
-          <w:b/>
-        </w:rPr>
-        <w:t>Dimensionamento Inteligente (Recomendação Base)</w:t>
-      </w:r>
-      <w:r>
-        <w:t xml:space="preserve"> </w:t>
-      </w:r>
-    </w:p>
-    <w:p>
-      <w:pPr>
-        <w:pStyle w:val="PargrafodaLista"/>
-        <w:spacing w:after="0"/>
-        <w:jc w:val="both"/>
-      </w:pPr>
-      <w:r>
-        <w:t xml:space="preserve">Ao preencher os dados do seu projeto nas abas Cômodos e </w:t>
-      </w:r>
-      <w:proofErr w:type="spellStart"/>
-      <w:r>
-        <w:t>TUEs</w:t>
-      </w:r>
-      <w:proofErr w:type="spellEnd"/>
-      <w:r>
-        <w:t>, a aba Guia Prático calcula automaticamente uma recomendação de segurança contendo:</w:t>
+    </w:p>
+    <w:p>
+      <w:pPr>
+        <w:jc w:val="center"/>
+      </w:pPr>
+    </w:p>
+    <w:p>
+      <w:pPr>
+        <w:spacing w:before="240"/>
+        <w:jc w:val="both"/>
+        <w:rPr>
+          <w:b/>
+          <w:sz w:val="36"/>
+          <w:szCs w:val="36"/>
+        </w:rPr>
+      </w:pPr>
+      <w:r>
+        <w:rPr>
+          <w:b/>
+          <w:sz w:val="36"/>
+          <w:szCs w:val="36"/>
+        </w:rPr>
+        <w:t xml:space="preserve">Parte 3: Perguntas Frequentes (FAQ) </w:t>
       </w:r>
     </w:p>
     <w:p>
@@ -2466,26 +1822,27 @@
           <w:ilvl w:val="0"/>
           <w:numId w:val="11"/>
         </w:numPr>
-        <w:jc w:val="both"/>
-        <w:rPr>
-          <w:rFonts w:eastAsia="Times New Roman"/>
-          <w:bCs/>
-        </w:rPr>
-      </w:pPr>
-      <w:r>
-        <w:rPr>
-          <w:rFonts w:eastAsia="Times New Roman"/>
-          <w:b/>
-          <w:bCs/>
-        </w:rPr>
-        <w:t>Disjuntor Geral:</w:t>
-      </w:r>
-      <w:r>
-        <w:rPr>
-          <w:rFonts w:eastAsia="Times New Roman"/>
-          <w:bCs/>
-        </w:rPr>
-        <w:t xml:space="preserve"> A amperagem base para a proteção do circuito.</w:t>
+        <w:spacing w:after="0"/>
+        <w:jc w:val="both"/>
+        <w:rPr>
+          <w:b/>
+        </w:rPr>
+      </w:pPr>
+      <w:r>
+        <w:rPr>
+          <w:b/>
+        </w:rPr>
+        <w:t>Pode colocar uma calculadora para fazer o cálculo do perímetro e da área sem sair do app?</w:t>
+      </w:r>
+    </w:p>
+    <w:p>
+      <w:pPr>
+        <w:spacing w:after="0"/>
+        <w:ind w:left="1066"/>
+        <w:jc w:val="both"/>
+      </w:pPr>
+      <w:r>
+        <w:t>R.: É algo para ser analisado e se possível colocar em futura versão.</w:t>
       </w:r>
     </w:p>
     <w:p>
@@ -2495,34 +1852,26 @@
           <w:ilvl w:val="0"/>
           <w:numId w:val="11"/>
         </w:numPr>
-        <w:jc w:val="both"/>
-        <w:rPr>
-          <w:rFonts w:eastAsia="Times New Roman"/>
-          <w:bCs/>
-        </w:rPr>
-      </w:pPr>
-      <w:r>
-        <w:rPr>
-          <w:rFonts w:eastAsia="Times New Roman"/>
-          <w:b/>
-          <w:bCs/>
-        </w:rPr>
-        <w:t>IDR recomendado</w:t>
-      </w:r>
-      <w:r>
-        <w:rPr>
-          <w:rFonts w:eastAsia="Times New Roman"/>
-          <w:b/>
-          <w:bCs/>
-        </w:rPr>
-        <w:t>:</w:t>
-      </w:r>
-      <w:r>
-        <w:rPr>
-          <w:rFonts w:eastAsia="Times New Roman"/>
-          <w:bCs/>
-        </w:rPr>
-        <w:t xml:space="preserve"> A corrente nominal mínima que o Interruptor Diferencial Residual deve ter para suportar a carga da casa sem desarmar.</w:t>
+        <w:spacing w:after="0"/>
+        <w:jc w:val="both"/>
+        <w:rPr>
+          <w:b/>
+        </w:rPr>
+      </w:pPr>
+      <w:r>
+        <w:rPr>
+          <w:b/>
+        </w:rPr>
+        <w:t>Pode fazer o cálculo de um cômodo só?</w:t>
+      </w:r>
+    </w:p>
+    <w:p>
+      <w:pPr>
+        <w:ind w:left="1068"/>
+        <w:jc w:val="both"/>
+      </w:pPr>
+      <w:r>
+        <w:t xml:space="preserve">R: Sim pode ser feito, mas não esqueçam que em uma residência para que tudo esteja em conformidade o certo é fazer o cálculo de tudo. Exemplo: se eu trocar um chuveiro de 5800W por um de 7800W, o disjuntor não será o mesmo. Isso vai influenciar no quadro geral. </w:t>
       </w:r>
     </w:p>
     <w:p>
@@ -2532,48 +1881,115 @@
           <w:ilvl w:val="0"/>
           <w:numId w:val="11"/>
         </w:numPr>
-        <w:jc w:val="both"/>
-        <w:rPr>
-          <w:rFonts w:eastAsia="Times New Roman"/>
-          <w:bCs/>
-        </w:rPr>
-      </w:pPr>
-      <w:r>
-        <w:rPr>
-          <w:rFonts w:eastAsia="Times New Roman"/>
-          <w:b/>
-          <w:bCs/>
-        </w:rPr>
-        <w:t>DPS recomendado</w:t>
-      </w:r>
-      <w:r>
-        <w:rPr>
-          <w:rFonts w:eastAsia="Times New Roman"/>
-          <w:b/>
-          <w:bCs/>
-        </w:rPr>
-        <w:t>:</w:t>
-      </w:r>
-      <w:r>
-        <w:rPr>
-          <w:rFonts w:eastAsia="Times New Roman"/>
-          <w:bCs/>
-        </w:rPr>
-        <w:t xml:space="preserve"> A classe e a voltagem ideal do Dispositivo de Proteção contra Surtos (Ex</w:t>
-      </w:r>
-      <w:r>
-        <w:rPr>
-          <w:rFonts w:eastAsia="Times New Roman"/>
-          <w:bCs/>
-        </w:rPr>
-        <w:t>.</w:t>
-      </w:r>
-      <w:r>
-        <w:rPr>
-          <w:rFonts w:eastAsia="Times New Roman"/>
-          <w:bCs/>
-        </w:rPr>
-        <w:t>: 175V para redes 127V, ou 275V para redes 220V).</w:t>
+        <w:spacing w:after="0"/>
+        <w:jc w:val="both"/>
+        <w:rPr>
+          <w:b/>
+        </w:rPr>
+      </w:pPr>
+      <w:r>
+        <w:rPr>
+          <w:b/>
+        </w:rPr>
+        <w:t>A quantidade de tomadas que aparece é o que a somos obrigados a colocar?</w:t>
+      </w:r>
+    </w:p>
+    <w:p>
+      <w:pPr>
+        <w:ind w:left="1068"/>
+        <w:jc w:val="both"/>
+      </w:pPr>
+      <w:r>
+        <w:t xml:space="preserve">R.: </w:t>
+      </w:r>
+      <w:r>
+        <w:t>A quantidade que o app mostra é a quantidade mínima de tomadas a serem colocadas conforme a norma NBR 5410.</w:t>
+      </w:r>
+    </w:p>
+    <w:p>
+      <w:pPr>
+        <w:ind w:left="1068"/>
+        <w:jc w:val="both"/>
+      </w:pPr>
+    </w:p>
+    <w:p>
+      <w:pPr>
+        <w:spacing w:before="240"/>
+        <w:jc w:val="both"/>
+        <w:rPr>
+          <w:b/>
+          <w:sz w:val="36"/>
+          <w:szCs w:val="36"/>
+        </w:rPr>
+      </w:pPr>
+      <w:r>
+        <w:rPr>
+          <w:b/>
+          <w:sz w:val="36"/>
+          <w:szCs w:val="36"/>
+        </w:rPr>
+        <w:lastRenderedPageBreak/>
+        <w:t xml:space="preserve">Parte </w:t>
+      </w:r>
+      <w:r>
+        <w:rPr>
+          <w:b/>
+          <w:sz w:val="36"/>
+          <w:szCs w:val="36"/>
+        </w:rPr>
+        <w:t>4</w:t>
+      </w:r>
+      <w:r>
+        <w:rPr>
+          <w:b/>
+          <w:sz w:val="36"/>
+          <w:szCs w:val="36"/>
+        </w:rPr>
+        <w:t>: Notas Técnicas e Normativas</w:t>
+      </w:r>
+    </w:p>
+    <w:p>
+      <w:pPr>
+        <w:pStyle w:val="PargrafodaLista"/>
+        <w:numPr>
+          <w:ilvl w:val="0"/>
+          <w:numId w:val="12"/>
+        </w:numPr>
+        <w:spacing w:before="160" w:after="0"/>
+        <w:ind w:left="357" w:hanging="357"/>
+        <w:jc w:val="both"/>
+        <w:rPr>
+          <w:b/>
+          <w:sz w:val="32"/>
+          <w:szCs w:val="32"/>
+        </w:rPr>
+      </w:pPr>
+      <w:r>
+        <w:rPr>
+          <w:b/>
+          <w:sz w:val="32"/>
+          <w:szCs w:val="32"/>
+        </w:rPr>
+        <w:t>Normas das instalações elétricas residenciais</w:t>
+      </w:r>
+    </w:p>
+    <w:p>
+      <w:pPr>
+        <w:pStyle w:val="PargrafodaLista"/>
+        <w:spacing w:after="0"/>
+        <w:ind w:left="360"/>
+        <w:jc w:val="both"/>
+      </w:pPr>
+      <w:r>
+        <w:t>O Perímetro é a soma de todos os lados (paredes) do cômodo, medido em metros lineares (m). No contexto da norma NBR 5410, enquanto a Área determina a potência da iluminação, o Perímetro é o dado fundamental para definir a quantidade mínima de tomadas de uso geral (</w:t>
+      </w:r>
+      <w:proofErr w:type="spellStart"/>
+      <w:r>
+        <w:t>TUGs</w:t>
+      </w:r>
+      <w:proofErr w:type="spellEnd"/>
+      <w:r>
+        <w:t xml:space="preserve">) por segurança, evitando o uso de benjamins e extensões. </w:t>
       </w:r>
     </w:p>
     <w:p>
@@ -2592,27 +2008,408 @@
       <w:r>
         <w:rPr>
           <w:rFonts w:eastAsia="Times New Roman"/>
-          <w:b/>
           <w:bCs/>
         </w:rPr>
-        <w:t>Nota:</w:t>
+        <w:t>Salas e Quartos (Cômodos Sociais): Exige no mínimo 1 tomada a cada 5 metros ou fração de perímetro. (Ex</w:t>
       </w:r>
       <w:r>
         <w:rPr>
           <w:rFonts w:eastAsia="Times New Roman"/>
           <w:bCs/>
         </w:rPr>
-        <w:t xml:space="preserve"> Esta seção só exibirá os resultados se você tiver adicionado ambientes e equipamentos nas abas anteriores.</w:t>
-      </w:r>
-    </w:p>
-    <w:p>
-      <w:pPr>
-        <w:ind w:left="708"/>
-        <w:jc w:val="center"/>
+        <w:t>.</w:t>
+      </w:r>
+      <w:r>
         <w:rPr>
           <w:rFonts w:eastAsia="Times New Roman"/>
           <w:bCs/>
         </w:rPr>
+        <w:t>: Quarto com 14 m de perímetro = 14 / 5 = 2.8. Arredondando para cima, o app calcula 3 tomadas).</w:t>
+      </w:r>
+    </w:p>
+    <w:p>
+      <w:pPr>
+        <w:pStyle w:val="PargrafodaLista"/>
+        <w:numPr>
+          <w:ilvl w:val="0"/>
+          <w:numId w:val="11"/>
+        </w:numPr>
+        <w:jc w:val="both"/>
+        <w:rPr>
+          <w:rFonts w:eastAsia="Times New Roman"/>
+          <w:bCs/>
+        </w:rPr>
+      </w:pPr>
+      <w:r>
+        <w:rPr>
+          <w:rFonts w:eastAsia="Times New Roman"/>
+          <w:bCs/>
+        </w:rPr>
+        <w:t>Cozinhas e Áreas de Serviço: A norma é mais rígida e exige 1 tomada a cada 3,5 metros ou fração de perímetro.</w:t>
+      </w:r>
+    </w:p>
+    <w:p>
+      <w:pPr>
+        <w:pStyle w:val="PargrafodaLista"/>
+        <w:numPr>
+          <w:ilvl w:val="0"/>
+          <w:numId w:val="12"/>
+        </w:numPr>
+        <w:spacing w:before="160" w:after="0"/>
+        <w:ind w:left="357" w:hanging="357"/>
+        <w:jc w:val="both"/>
+        <w:rPr>
+          <w:b/>
+          <w:sz w:val="32"/>
+          <w:szCs w:val="32"/>
+        </w:rPr>
+      </w:pPr>
+      <w:r>
+        <w:rPr>
+          <w:b/>
+          <w:sz w:val="32"/>
+          <w:szCs w:val="32"/>
+        </w:rPr>
+        <w:t xml:space="preserve">Nem sempre 220V </w:t>
+      </w:r>
+      <w:r>
+        <w:rPr>
+          <w:b/>
+          <w:sz w:val="32"/>
+          <w:szCs w:val="32"/>
+        </w:rPr>
+        <w:t>significa bifásico</w:t>
+      </w:r>
+      <w:r>
+        <w:rPr>
+          <w:b/>
+          <w:sz w:val="32"/>
+          <w:szCs w:val="32"/>
+        </w:rPr>
+        <w:t xml:space="preserve"> (O Motivo Técnico)</w:t>
+      </w:r>
+    </w:p>
+    <w:p>
+      <w:pPr>
+        <w:pStyle w:val="PargrafodaLista"/>
+        <w:spacing w:after="0"/>
+        <w:ind w:left="360"/>
+        <w:jc w:val="both"/>
+      </w:pPr>
+      <w:r>
+        <w:t>O Brasil divide-se em dois grandes blocos de distribuição:</w:t>
+      </w:r>
+    </w:p>
+    <w:p>
+      <w:pPr>
+        <w:pStyle w:val="PargrafodaLista"/>
+        <w:numPr>
+          <w:ilvl w:val="0"/>
+          <w:numId w:val="11"/>
+        </w:numPr>
+        <w:jc w:val="both"/>
+        <w:rPr>
+          <w:rFonts w:eastAsia="Times New Roman"/>
+          <w:bCs/>
+        </w:rPr>
+      </w:pPr>
+      <w:r>
+        <w:rPr>
+          <w:rFonts w:eastAsia="Times New Roman"/>
+          <w:bCs/>
+        </w:rPr>
+        <w:t>Sistema 380V/220V (Nordeste, Sul, partes do Centro-Oeste/Sudeste): A fase já tem</w:t>
+      </w:r>
+      <w:r>
+        <w:rPr>
+          <w:rFonts w:eastAsia="Times New Roman"/>
+          <w:bCs/>
+        </w:rPr>
+        <w:t xml:space="preserve"> </w:t>
+      </w:r>
+      <w:r>
+        <w:rPr>
+          <w:rFonts w:eastAsia="Times New Roman"/>
+          <w:bCs/>
+        </w:rPr>
+        <w:t>220V. Portanto, Fase + Neutro = 220V (Monofásico).</w:t>
+      </w:r>
+    </w:p>
+    <w:p>
+      <w:pPr>
+        <w:pStyle w:val="PargrafodaLista"/>
+        <w:numPr>
+          <w:ilvl w:val="0"/>
+          <w:numId w:val="11"/>
+        </w:numPr>
+        <w:jc w:val="both"/>
+        <w:rPr>
+          <w:rFonts w:eastAsia="Times New Roman"/>
+          <w:bCs/>
+        </w:rPr>
+      </w:pPr>
+      <w:r>
+        <w:rPr>
+          <w:rFonts w:eastAsia="Times New Roman"/>
+          <w:bCs/>
+        </w:rPr>
+        <w:t xml:space="preserve">Sistema 220V/127V (Sudeste, Norte, </w:t>
+      </w:r>
+      <w:proofErr w:type="spellStart"/>
+      <w:r>
+        <w:rPr>
+          <w:rFonts w:eastAsia="Times New Roman"/>
+          <w:bCs/>
+        </w:rPr>
+        <w:t>ex</w:t>
+      </w:r>
+      <w:proofErr w:type="spellEnd"/>
+      <w:r>
+        <w:rPr>
+          <w:rFonts w:eastAsia="Times New Roman"/>
+          <w:bCs/>
+        </w:rPr>
+        <w:t>: CPFL, Enel SP): A fase tem 127V.</w:t>
+      </w:r>
+      <w:r>
+        <w:rPr>
+          <w:rFonts w:eastAsia="Times New Roman"/>
+          <w:bCs/>
+        </w:rPr>
+        <w:t xml:space="preserve"> </w:t>
+      </w:r>
+      <w:r>
+        <w:rPr>
+          <w:rFonts w:eastAsia="Times New Roman"/>
+          <w:bCs/>
+        </w:rPr>
+        <w:t>Para obter 220V, o padrão precisa puxar duas fases: Fase + Fase = 220V (Bifásico).</w:t>
+      </w:r>
+    </w:p>
+    <w:p>
+      <w:pPr>
+        <w:pStyle w:val="PargrafodaLista"/>
+        <w:numPr>
+          <w:ilvl w:val="0"/>
+          <w:numId w:val="12"/>
+        </w:numPr>
+        <w:spacing w:before="160" w:after="0"/>
+        <w:ind w:left="357" w:hanging="357"/>
+        <w:jc w:val="both"/>
+        <w:rPr>
+          <w:b/>
+          <w:sz w:val="32"/>
+          <w:szCs w:val="32"/>
+        </w:rPr>
+      </w:pPr>
+      <w:r>
+        <w:rPr>
+          <w:b/>
+          <w:sz w:val="32"/>
+          <w:szCs w:val="32"/>
+        </w:rPr>
+        <w:t>Diferença entre Prédio e Casa</w:t>
+      </w:r>
+    </w:p>
+    <w:p>
+      <w:pPr>
+        <w:pStyle w:val="PargrafodaLista"/>
+        <w:spacing w:after="0"/>
+        <w:ind w:left="360"/>
+        <w:jc w:val="both"/>
+      </w:pPr>
+      <w:r>
+        <w:t>O motor de cálculo atua como um "fiscal da concessionária" muito rigoroso para ligações no poste da rua. Para uma casa, se a carga passa de 25 kW (</w:t>
+      </w:r>
+      <w:proofErr w:type="spellStart"/>
+      <w:r>
+        <w:t>ex</w:t>
+      </w:r>
+      <w:proofErr w:type="spellEnd"/>
+      <w:r>
+        <w:t>: 28.148 VA), a distribuidora corta o bifásico e obriga a colocar o trifásico para não desequilibrar a rua (sugerindo cabos de 25 mm2 e Disjuntor de 80 A).</w:t>
+      </w:r>
+    </w:p>
+    <w:p>
+      <w:pPr>
+        <w:pStyle w:val="PargrafodaLista"/>
+        <w:spacing w:after="0"/>
+        <w:ind w:left="360"/>
+        <w:jc w:val="both"/>
+      </w:pPr>
+      <w:r>
+        <w:t>No entanto, no apartamento a realidade é outra devido a dois conceitos:</w:t>
+      </w:r>
+    </w:p>
+    <w:p>
+      <w:pPr>
+        <w:pStyle w:val="PargrafodaLista"/>
+        <w:numPr>
+          <w:ilvl w:val="0"/>
+          <w:numId w:val="11"/>
+        </w:numPr>
+        <w:jc w:val="both"/>
+        <w:rPr>
+          <w:rFonts w:eastAsia="Times New Roman"/>
+          <w:bCs/>
+        </w:rPr>
+      </w:pPr>
+      <w:r>
+        <w:rPr>
+          <w:rFonts w:eastAsia="Times New Roman"/>
+          <w:bCs/>
+        </w:rPr>
+        <w:t>A Regra do Prédio: O prédio recebe energia Trifásica pesada. O engenheiro distribui as três fases alternadamente pelos andares (</w:t>
+      </w:r>
+      <w:proofErr w:type="spellStart"/>
+      <w:r>
+        <w:rPr>
+          <w:rFonts w:eastAsia="Times New Roman"/>
+          <w:bCs/>
+        </w:rPr>
+        <w:t>ex</w:t>
+      </w:r>
+      <w:proofErr w:type="spellEnd"/>
+      <w:r>
+        <w:rPr>
+          <w:rFonts w:eastAsia="Times New Roman"/>
+          <w:bCs/>
+        </w:rPr>
+        <w:t>: Apto 11 recebe Fases A e B). Por isso, mesmo que a carga passe dos 25 kW, o projeto interno permite manter a unidade como bifásica, pois o equilíbrio é feito no conjunto do prédio.</w:t>
+      </w:r>
+    </w:p>
+    <w:p>
+      <w:pPr>
+        <w:pStyle w:val="PargrafodaLista"/>
+        <w:numPr>
+          <w:ilvl w:val="0"/>
+          <w:numId w:val="11"/>
+        </w:numPr>
+        <w:jc w:val="both"/>
+        <w:rPr>
+          <w:rFonts w:eastAsia="Times New Roman"/>
+          <w:bCs/>
+        </w:rPr>
+      </w:pPr>
+      <w:r>
+        <w:rPr>
+          <w:rFonts w:eastAsia="Times New Roman"/>
+          <w:bCs/>
+        </w:rPr>
+        <w:t xml:space="preserve">O Fator de Simultaneidade Real e a Seletividade: Um disjuntor Bifásico de 70A a </w:t>
+      </w:r>
+      <w:r>
+        <w:rPr>
+          <w:rFonts w:eastAsia="Times New Roman"/>
+          <w:bCs/>
+        </w:rPr>
+        <w:t>22</w:t>
+      </w:r>
+      <w:r>
+        <w:rPr>
+          <w:rFonts w:eastAsia="Times New Roman"/>
+          <w:bCs/>
+        </w:rPr>
+        <w:t>0V suporta 15.400 VA. A demanda diária raramente atinge a carga total instalada (ninguém liga todos os chuveiros e ares-condicionados no mesmo segundo). Por isso o disjuntor de 70A e o cabo de 10 mm2 funcionam perfeitamente na prática, pois a corrente de uso costuma flutuar entre 30A e 50A. Além disso, o disjuntor do medidor (70A) é maior que o interno (63A) por Seletividade, garantindo que o</w:t>
+      </w:r>
+      <w:r>
+        <w:rPr>
+          <w:rFonts w:eastAsia="Times New Roman"/>
+          <w:bCs/>
+        </w:rPr>
+        <w:t xml:space="preserve"> </w:t>
+      </w:r>
+      <w:r>
+        <w:rPr>
+          <w:rFonts w:eastAsia="Times New Roman"/>
+          <w:bCs/>
+        </w:rPr>
+        <w:t>desarme aconteça dentro de casa em caso de pico extremo.</w:t>
+      </w:r>
+    </w:p>
+    <w:p>
+      <w:pPr>
+        <w:pStyle w:val="PargrafodaLista"/>
+        <w:spacing w:before="160" w:after="0"/>
+        <w:ind w:left="360"/>
+        <w:jc w:val="both"/>
+      </w:pPr>
+    </w:p>
+    <w:p>
+      <w:pPr>
+        <w:spacing w:before="240"/>
+        <w:jc w:val="both"/>
+        <w:rPr>
+          <w:b/>
+          <w:sz w:val="36"/>
+          <w:szCs w:val="36"/>
+        </w:rPr>
+      </w:pPr>
+    </w:p>
+    <w:p>
+      <w:pPr>
+        <w:spacing w:before="240"/>
+        <w:jc w:val="both"/>
+        <w:rPr>
+          <w:b/>
+          <w:sz w:val="36"/>
+          <w:szCs w:val="36"/>
+        </w:rPr>
+      </w:pPr>
+    </w:p>
+    <w:p>
+      <w:pPr>
+        <w:spacing w:before="240"/>
+        <w:jc w:val="both"/>
+        <w:rPr>
+          <w:b/>
+          <w:sz w:val="36"/>
+          <w:szCs w:val="36"/>
+        </w:rPr>
+      </w:pPr>
+      <w:r>
+        <w:rPr>
+          <w:b/>
+          <w:sz w:val="36"/>
+          <w:szCs w:val="36"/>
+        </w:rPr>
+        <w:lastRenderedPageBreak/>
+        <w:t xml:space="preserve">Parte </w:t>
+      </w:r>
+      <w:r>
+        <w:rPr>
+          <w:b/>
+          <w:sz w:val="36"/>
+          <w:szCs w:val="36"/>
+        </w:rPr>
+        <w:t>5</w:t>
+      </w:r>
+      <w:r>
+        <w:rPr>
+          <w:b/>
+          <w:sz w:val="36"/>
+          <w:szCs w:val="36"/>
+        </w:rPr>
+        <w:t>: Aba Guia Prático (Soluções de Campo)</w:t>
+      </w:r>
+    </w:p>
+    <w:p>
+      <w:pPr>
+        <w:pStyle w:val="PargrafodaLista"/>
+        <w:spacing w:after="0"/>
+        <w:ind w:left="360"/>
+        <w:jc w:val="both"/>
+      </w:pPr>
+      <w:r>
+        <w:t>Esta nova aba foi desenvolvida para ser o "canivete suíço" do eletricista no dia a dia da obra, oferecendo consultas rápidas, alertas de segurança e referências visuais de montagem.</w:t>
+      </w:r>
+    </w:p>
+    <w:p>
+      <w:pPr>
+        <w:pStyle w:val="PargrafodaLista"/>
+        <w:spacing w:after="0"/>
+        <w:ind w:left="360"/>
+        <w:jc w:val="center"/>
       </w:pPr>
       <w:r>
         <w:rPr>
@@ -2620,10 +2417,10 @@
           <w:lang w:val="en-US"/>
         </w:rPr>
         <w:drawing>
-          <wp:inline distT="0" distB="0" distL="0" distR="0" wp14:anchorId="5D59D218" wp14:editId="59DDD150">
-            <wp:extent cx="1497226" cy="2543175"/>
-            <wp:effectExtent l="0" t="0" r="8255" b="0"/>
-            <wp:docPr id="4" name="Imagem 4"/>
+          <wp:inline distT="0" distB="0" distL="0" distR="0" wp14:anchorId="46032CB9" wp14:editId="475C3827">
+            <wp:extent cx="1457184" cy="2524125"/>
+            <wp:effectExtent l="0" t="0" r="0" b="0"/>
+            <wp:docPr id="3" name="Imagem 3"/>
             <wp:cNvGraphicFramePr>
               <a:graphicFrameLocks xmlns:a="http://schemas.openxmlformats.org/drawingml/2006/main" noChangeAspect="1"/>
             </wp:cNvGraphicFramePr>
@@ -2643,7 +2440,7 @@
                   <pic:spPr>
                     <a:xfrm>
                       <a:off x="0" y="0"/>
-                      <a:ext cx="1509890" cy="2564687"/>
+                      <a:ext cx="1469718" cy="2545837"/>
                     </a:xfrm>
                     <a:prstGeom prst="rect">
                       <a:avLst/>
@@ -2655,6 +2452,9 @@
           </wp:inline>
         </w:drawing>
       </w:r>
+      <w:r>
+        <w:t xml:space="preserve">    </w:t>
+      </w:r>
     </w:p>
     <w:p>
       <w:pPr>
@@ -2670,7 +2470,10 @@
         <w:rPr>
           <w:b/>
         </w:rPr>
-        <w:t>Manuais Visuais e Situações do Dia a Dia</w:t>
+        <w:t>Dimensionamento Inteligente (Recomendação Base)</w:t>
+      </w:r>
+      <w:r>
+        <w:t xml:space="preserve"> </w:t>
       </w:r>
     </w:p>
     <w:p>
@@ -2680,7 +2483,15 @@
         <w:jc w:val="both"/>
       </w:pPr>
       <w:r>
-        <w:t>O guia traz quatro módulos de consulta rápida para resolver dúvidas comuns e elevar o padrão do seu serviço:</w:t>
+        <w:t xml:space="preserve">Ao preencher os dados do seu projeto nas abas Cômodos e </w:t>
+      </w:r>
+      <w:proofErr w:type="spellStart"/>
+      <w:r>
+        <w:t>TUEs</w:t>
+      </w:r>
+      <w:proofErr w:type="spellEnd"/>
+      <w:r>
+        <w:t>, a aba Guia Prático calcula automaticamente uma recomendação de segurança contendo:</w:t>
       </w:r>
     </w:p>
     <w:p>
@@ -2691,25 +2502,152 @@
           <w:numId w:val="11"/>
         </w:numPr>
         <w:jc w:val="both"/>
-      </w:pPr>
-      <w:r>
         <w:rPr>
           <w:rFonts w:eastAsia="Times New Roman"/>
-          <w:b/>
           <w:bCs/>
         </w:rPr>
-        <w:lastRenderedPageBreak/>
-        <w:t xml:space="preserve">IDR em instalações sem Fio Terra: </w:t>
-      </w:r>
-      <w:r>
-        <w:t>Um alerta didático que quebra o mito de que o IDR precisa de aterramento para funcionar, mostrando como ele protege vidas mesmo em casas antigas.</w:t>
-      </w:r>
-    </w:p>
-    <w:p>
-      <w:pPr>
-        <w:pStyle w:val="PargrafodaLista"/>
-        <w:ind w:left="1068"/>
+      </w:pPr>
+      <w:r>
+        <w:rPr>
+          <w:rFonts w:eastAsia="Times New Roman"/>
+          <w:b/>
+          <w:bCs/>
+        </w:rPr>
+        <w:t>Disjuntor Geral:</w:t>
+      </w:r>
+      <w:r>
+        <w:rPr>
+          <w:rFonts w:eastAsia="Times New Roman"/>
+          <w:bCs/>
+        </w:rPr>
+        <w:t xml:space="preserve"> A amperagem base para a proteção do circuito.</w:t>
+      </w:r>
+    </w:p>
+    <w:p>
+      <w:pPr>
+        <w:pStyle w:val="PargrafodaLista"/>
+        <w:numPr>
+          <w:ilvl w:val="0"/>
+          <w:numId w:val="11"/>
+        </w:numPr>
+        <w:jc w:val="both"/>
+        <w:rPr>
+          <w:rFonts w:eastAsia="Times New Roman"/>
+          <w:bCs/>
+        </w:rPr>
+      </w:pPr>
+      <w:r>
+        <w:rPr>
+          <w:rFonts w:eastAsia="Times New Roman"/>
+          <w:b/>
+          <w:bCs/>
+        </w:rPr>
+        <w:t>IDR recomendado</w:t>
+      </w:r>
+      <w:r>
+        <w:rPr>
+          <w:rFonts w:eastAsia="Times New Roman"/>
+          <w:b/>
+          <w:bCs/>
+        </w:rPr>
+        <w:t>:</w:t>
+      </w:r>
+      <w:r>
+        <w:rPr>
+          <w:rFonts w:eastAsia="Times New Roman"/>
+          <w:bCs/>
+        </w:rPr>
+        <w:t xml:space="preserve"> A corrente nominal mínima que o Interruptor Diferencial Residual deve ter para suportar a carga da casa sem desarmar.</w:t>
+      </w:r>
+    </w:p>
+    <w:p>
+      <w:pPr>
+        <w:pStyle w:val="PargrafodaLista"/>
+        <w:numPr>
+          <w:ilvl w:val="0"/>
+          <w:numId w:val="11"/>
+        </w:numPr>
+        <w:jc w:val="both"/>
+        <w:rPr>
+          <w:rFonts w:eastAsia="Times New Roman"/>
+          <w:bCs/>
+        </w:rPr>
+      </w:pPr>
+      <w:r>
+        <w:rPr>
+          <w:rFonts w:eastAsia="Times New Roman"/>
+          <w:b/>
+          <w:bCs/>
+        </w:rPr>
+        <w:t>DPS recomendado</w:t>
+      </w:r>
+      <w:r>
+        <w:rPr>
+          <w:rFonts w:eastAsia="Times New Roman"/>
+          <w:b/>
+          <w:bCs/>
+        </w:rPr>
+        <w:t>:</w:t>
+      </w:r>
+      <w:r>
+        <w:rPr>
+          <w:rFonts w:eastAsia="Times New Roman"/>
+          <w:bCs/>
+        </w:rPr>
+        <w:t xml:space="preserve"> A classe e a voltagem ideal do Dispositivo de Proteção contra Surtos (Ex</w:t>
+      </w:r>
+      <w:r>
+        <w:rPr>
+          <w:rFonts w:eastAsia="Times New Roman"/>
+          <w:bCs/>
+        </w:rPr>
+        <w:t>.</w:t>
+      </w:r>
+      <w:r>
+        <w:rPr>
+          <w:rFonts w:eastAsia="Times New Roman"/>
+          <w:bCs/>
+        </w:rPr>
+        <w:t>: 175V para redes 127V, ou 275V para redes 220V).</w:t>
+      </w:r>
+    </w:p>
+    <w:p>
+      <w:pPr>
+        <w:pStyle w:val="PargrafodaLista"/>
+        <w:numPr>
+          <w:ilvl w:val="0"/>
+          <w:numId w:val="11"/>
+        </w:numPr>
+        <w:jc w:val="both"/>
+        <w:rPr>
+          <w:rFonts w:eastAsia="Times New Roman"/>
+          <w:bCs/>
+        </w:rPr>
+      </w:pPr>
+      <w:r>
+        <w:rPr>
+          <w:rFonts w:eastAsia="Times New Roman"/>
+          <w:b/>
+          <w:bCs/>
+        </w:rPr>
+        <w:t>Nota:</w:t>
+      </w:r>
+      <w:r>
+        <w:rPr>
+          <w:rFonts w:eastAsia="Times New Roman"/>
+          <w:bCs/>
+        </w:rPr>
+        <w:t xml:space="preserve"> Esta seção só exibirá os resultados se você tiver adicionado ambientes e equipamentos nas abas anteriores.</w:t>
+      </w:r>
+    </w:p>
+    <w:p>
+      <w:pPr>
+        <w:ind w:left="708"/>
         <w:jc w:val="center"/>
+        <w:rPr>
+          <w:rFonts w:eastAsia="Times New Roman"/>
+          <w:bCs/>
+        </w:rPr>
       </w:pPr>
       <w:r>
         <w:rPr>
@@ -2717,10 +2655,10 @@
           <w:lang w:val="en-US"/>
         </w:rPr>
         <w:drawing>
-          <wp:inline distT="0" distB="0" distL="0" distR="0" wp14:anchorId="798B512E" wp14:editId="197AD056">
-            <wp:extent cx="1328920" cy="2238375"/>
-            <wp:effectExtent l="0" t="0" r="5080" b="0"/>
-            <wp:docPr id="5" name="Imagem 5"/>
+          <wp:inline distT="0" distB="0" distL="0" distR="0" wp14:anchorId="5D59D218" wp14:editId="59DDD150">
+            <wp:extent cx="1497226" cy="2543175"/>
+            <wp:effectExtent l="0" t="0" r="8255" b="0"/>
+            <wp:docPr id="4" name="Imagem 4"/>
             <wp:cNvGraphicFramePr>
               <a:graphicFrameLocks xmlns:a="http://schemas.openxmlformats.org/drawingml/2006/main" noChangeAspect="1"/>
             </wp:cNvGraphicFramePr>
@@ -2740,7 +2678,7 @@
                   <pic:spPr>
                     <a:xfrm>
                       <a:off x="0" y="0"/>
-                      <a:ext cx="1360310" cy="2291247"/>
+                      <a:ext cx="1509890" cy="2564687"/>
                     </a:xfrm>
                     <a:prstGeom prst="rect">
                       <a:avLst/>
@@ -2758,6 +2696,33 @@
         <w:pStyle w:val="PargrafodaLista"/>
         <w:numPr>
           <w:ilvl w:val="0"/>
+          <w:numId w:val="18"/>
+        </w:numPr>
+        <w:spacing w:after="0"/>
+        <w:jc w:val="both"/>
+      </w:pPr>
+      <w:r>
+        <w:rPr>
+          <w:b/>
+        </w:rPr>
+        <w:t>Manuais Visuais e Situações do Dia a Dia</w:t>
+      </w:r>
+    </w:p>
+    <w:p>
+      <w:pPr>
+        <w:pStyle w:val="PargrafodaLista"/>
+        <w:spacing w:after="0"/>
+        <w:jc w:val="both"/>
+      </w:pPr>
+      <w:r>
+        <w:t>O guia traz quatro módulos de consulta rápida para resolver dúvidas comuns e elevar o padrão do seu serviço:</w:t>
+      </w:r>
+    </w:p>
+    <w:p>
+      <w:pPr>
+        <w:pStyle w:val="PargrafodaLista"/>
+        <w:numPr>
+          <w:ilvl w:val="0"/>
           <w:numId w:val="11"/>
         </w:numPr>
         <w:jc w:val="both"/>
@@ -2768,10 +2733,11 @@
           <w:b/>
           <w:bCs/>
         </w:rPr>
-        <w:t xml:space="preserve">DPS sem Aterramento (Alerta Crítico): </w:t>
-      </w:r>
-      <w:r>
-        <w:t>Documentação técnica mostrando o risco de instalar um DPS sem conectar ao barramento de terra, o que inutiliza o componente e gera risco de incêndio.</w:t>
+        <w:lastRenderedPageBreak/>
+        <w:t xml:space="preserve">IDR em instalações sem Fio Terra: </w:t>
+      </w:r>
+      <w:r>
+        <w:t>Um alerta didático que quebra o mito de que o IDR precisa de aterramento para funcionar, mostrando como ele protege vidas mesmo em casas antigas.</w:t>
       </w:r>
     </w:p>
     <w:p>
@@ -2786,10 +2752,10 @@
           <w:lang w:val="en-US"/>
         </w:rPr>
         <w:drawing>
-          <wp:inline distT="0" distB="0" distL="0" distR="0" wp14:anchorId="4128AA8F" wp14:editId="10988791">
-            <wp:extent cx="1333594" cy="2257425"/>
-            <wp:effectExtent l="0" t="0" r="0" b="0"/>
-            <wp:docPr id="6" name="Imagem 6"/>
+          <wp:inline distT="0" distB="0" distL="0" distR="0" wp14:anchorId="798B512E" wp14:editId="197AD056">
+            <wp:extent cx="1328920" cy="2238375"/>
+            <wp:effectExtent l="0" t="0" r="5080" b="0"/>
+            <wp:docPr id="5" name="Imagem 5"/>
             <wp:cNvGraphicFramePr>
               <a:graphicFrameLocks xmlns:a="http://schemas.openxmlformats.org/drawingml/2006/main" noChangeAspect="1"/>
             </wp:cNvGraphicFramePr>
@@ -2809,7 +2775,7 @@
                   <pic:spPr>
                     <a:xfrm>
                       <a:off x="0" y="0"/>
-                      <a:ext cx="1344536" cy="2275947"/>
+                      <a:ext cx="1360310" cy="2291247"/>
                     </a:xfrm>
                     <a:prstGeom prst="rect">
                       <a:avLst/>
@@ -2831,26 +2797,16 @@
         </w:numPr>
         <w:jc w:val="both"/>
       </w:pPr>
-      <w:proofErr w:type="spellStart"/>
       <w:r>
         <w:rPr>
           <w:rFonts w:eastAsia="Times New Roman"/>
           <w:b/>
           <w:bCs/>
         </w:rPr>
-        <w:t>Retrofit</w:t>
-      </w:r>
-      <w:proofErr w:type="spellEnd"/>
-      <w:r>
-        <w:rPr>
-          <w:rFonts w:eastAsia="Times New Roman"/>
-          <w:b/>
-          <w:bCs/>
-        </w:rPr>
-        <w:t xml:space="preserve"> (Modernizando Quadro de Madeira): </w:t>
-      </w:r>
-      <w:r>
-        <w:t>Um passo a passo prático de como substituir quadros antigos de embutir usando caixas de sobrepor e espuma expansiva (PU corta-fogo), sem precisar quebrar a parede do cliente.</w:t>
+        <w:t xml:space="preserve">DPS sem Aterramento (Alerta Crítico): </w:t>
+      </w:r>
+      <w:r>
+        <w:t>Documentação técnica mostrando o risco de instalar um DPS sem conectar ao barramento de terra, o que inutiliza o componente e gera risco de incêndio.</w:t>
       </w:r>
     </w:p>
     <w:p>
@@ -2865,10 +2821,10 @@
           <w:lang w:val="en-US"/>
         </w:rPr>
         <w:drawing>
-          <wp:inline distT="0" distB="0" distL="0" distR="0" wp14:anchorId="4BA81A7D" wp14:editId="0F04069B">
-            <wp:extent cx="1400175" cy="2356962"/>
-            <wp:effectExtent l="0" t="0" r="0" b="5715"/>
-            <wp:docPr id="7" name="Imagem 7"/>
+          <wp:inline distT="0" distB="0" distL="0" distR="0" wp14:anchorId="4128AA8F" wp14:editId="10988791">
+            <wp:extent cx="1333594" cy="2257425"/>
+            <wp:effectExtent l="0" t="0" r="0" b="0"/>
+            <wp:docPr id="6" name="Imagem 6"/>
             <wp:cNvGraphicFramePr>
               <a:graphicFrameLocks xmlns:a="http://schemas.openxmlformats.org/drawingml/2006/main" noChangeAspect="1"/>
             </wp:cNvGraphicFramePr>
@@ -2888,7 +2844,7 @@
                   <pic:spPr>
                     <a:xfrm>
                       <a:off x="0" y="0"/>
-                      <a:ext cx="1415504" cy="2382766"/>
+                      <a:ext cx="1344536" cy="2275947"/>
                     </a:xfrm>
                     <a:prstGeom prst="rect">
                       <a:avLst/>
@@ -2910,20 +2866,26 @@
         </w:numPr>
         <w:jc w:val="both"/>
       </w:pPr>
+      <w:proofErr w:type="spellStart"/>
       <w:r>
         <w:rPr>
           <w:rFonts w:eastAsia="Times New Roman"/>
           <w:b/>
           <w:bCs/>
         </w:rPr>
-        <w:lastRenderedPageBreak/>
-        <w:t xml:space="preserve">Galeria de Quadros (Padrões de Montagem): </w:t>
-      </w:r>
-      <w:r>
-        <w:t>Um banco de imagens integrado ao aplicativo com exemplos de Quadros de Distribuição bem montados, detalhando o uso</w:t>
-      </w:r>
-      <w:r>
-        <w:t xml:space="preserve"> de barramentos tipo pente, terminais ilhós e separação de circuitos para você usar de inspiração.</w:t>
+        <w:t>Retrofit</w:t>
+      </w:r>
+      <w:proofErr w:type="spellEnd"/>
+      <w:r>
+        <w:rPr>
+          <w:rFonts w:eastAsia="Times New Roman"/>
+          <w:b/>
+          <w:bCs/>
+        </w:rPr>
+        <w:t xml:space="preserve"> (Modernizando Quadro de Madeira): </w:t>
+      </w:r>
+      <w:r>
+        <w:t>Um passo a passo prático de como substituir quadros antigos de embutir usando caixas de sobrepor e espuma expansiva (PU corta-fogo), sem precisar quebrar a parede do cliente.</w:t>
       </w:r>
     </w:p>
     <w:p>
@@ -2938,10 +2900,10 @@
           <w:lang w:val="en-US"/>
         </w:rPr>
         <w:drawing>
-          <wp:inline distT="0" distB="0" distL="0" distR="0" wp14:anchorId="7863969D" wp14:editId="5A8D18BC">
-            <wp:extent cx="1410557" cy="2390775"/>
-            <wp:effectExtent l="0" t="0" r="0" b="0"/>
-            <wp:docPr id="8" name="Imagem 8"/>
+          <wp:inline distT="0" distB="0" distL="0" distR="0" wp14:anchorId="4BA81A7D" wp14:editId="0F04069B">
+            <wp:extent cx="1400175" cy="2356962"/>
+            <wp:effectExtent l="0" t="0" r="0" b="5715"/>
+            <wp:docPr id="7" name="Imagem 7"/>
             <wp:cNvGraphicFramePr>
               <a:graphicFrameLocks xmlns:a="http://schemas.openxmlformats.org/drawingml/2006/main" noChangeAspect="1"/>
             </wp:cNvGraphicFramePr>
@@ -2961,6 +2923,79 @@
                   <pic:spPr>
                     <a:xfrm>
                       <a:off x="0" y="0"/>
+                      <a:ext cx="1415504" cy="2382766"/>
+                    </a:xfrm>
+                    <a:prstGeom prst="rect">
+                      <a:avLst/>
+                    </a:prstGeom>
+                  </pic:spPr>
+                </pic:pic>
+              </a:graphicData>
+            </a:graphic>
+          </wp:inline>
+        </w:drawing>
+      </w:r>
+    </w:p>
+    <w:p>
+      <w:pPr>
+        <w:pStyle w:val="PargrafodaLista"/>
+        <w:numPr>
+          <w:ilvl w:val="0"/>
+          <w:numId w:val="11"/>
+        </w:numPr>
+        <w:jc w:val="both"/>
+      </w:pPr>
+      <w:r>
+        <w:rPr>
+          <w:rFonts w:eastAsia="Times New Roman"/>
+          <w:b/>
+          <w:bCs/>
+        </w:rPr>
+        <w:lastRenderedPageBreak/>
+        <w:t xml:space="preserve">Galeria de Quadros (Padrões de Montagem): </w:t>
+      </w:r>
+      <w:r>
+        <w:t>Um banco de imagens integrado ao aplicativo com exemplos de Quadros de Distribuição bem montados, detalhando o uso</w:t>
+      </w:r>
+      <w:r>
+        <w:t xml:space="preserve"> de barramentos tipo pente, terminais ilhós e separação de circuitos para você usar de inspiração.</w:t>
+      </w:r>
+    </w:p>
+    <w:p>
+      <w:pPr>
+        <w:pStyle w:val="PargrafodaLista"/>
+        <w:ind w:left="1068"/>
+        <w:jc w:val="center"/>
+      </w:pPr>
+      <w:r>
+        <w:rPr>
+          <w:noProof/>
+          <w:lang w:val="en-US"/>
+        </w:rPr>
+        <w:drawing>
+          <wp:inline distT="0" distB="0" distL="0" distR="0" wp14:anchorId="7863969D" wp14:editId="5A8D18BC">
+            <wp:extent cx="1410557" cy="2390775"/>
+            <wp:effectExtent l="0" t="0" r="0" b="0"/>
+            <wp:docPr id="8" name="Imagem 8"/>
+            <wp:cNvGraphicFramePr>
+              <a:graphicFrameLocks xmlns:a="http://schemas.openxmlformats.org/drawingml/2006/main" noChangeAspect="1"/>
+            </wp:cNvGraphicFramePr>
+            <a:graphic xmlns:a="http://schemas.openxmlformats.org/drawingml/2006/main">
+              <a:graphicData uri="http://schemas.openxmlformats.org/drawingml/2006/picture">
+                <pic:pic xmlns:pic="http://schemas.openxmlformats.org/drawingml/2006/picture">
+                  <pic:nvPicPr>
+                    <pic:cNvPr id="1" name=""/>
+                    <pic:cNvPicPr/>
+                  </pic:nvPicPr>
+                  <pic:blipFill>
+                    <a:blip r:embed="rId29"/>
+                    <a:stretch>
+                      <a:fillRect/>
+                    </a:stretch>
+                  </pic:blipFill>
+                  <pic:spPr>
+                    <a:xfrm>
+                      <a:off x="0" y="0"/>
                       <a:ext cx="1421076" cy="2408603"/>
                     </a:xfrm>
                     <a:prstGeom prst="rect">
@@ -3080,10 +3115,7 @@
         <w:t>Iremos f</w:t>
       </w:r>
       <w:r>
-        <w:t>azer uma l</w:t>
-      </w:r>
-      <w:r>
-        <w:t>ista completa de cômodos e equipamentos</w:t>
+        <w:t>azer uma lista completa de cômodos e equipamentos</w:t>
       </w:r>
       <w:r>
         <w:t xml:space="preserve"> para calcular a carga total de um </w:t>
@@ -3095,10 +3127,7 @@
         <w:t xml:space="preserve"> e verificar</w:t>
       </w:r>
       <w:r>
-        <w:t>:</w:t>
-      </w:r>
-      <w:r>
-        <w:t xml:space="preserve"> </w:t>
+        <w:t xml:space="preserve">: </w:t>
       </w:r>
     </w:p>
     <w:p>
@@ -3111,10 +3140,7 @@
         <w:jc w:val="both"/>
       </w:pPr>
       <w:r>
-        <w:t>Se a soma de tudo o que você tem corre o risco de desarmar o disjuntor de 63A.</w:t>
-      </w:r>
-      <w:r>
-        <w:t xml:space="preserve"> </w:t>
+        <w:t xml:space="preserve">Se a soma de tudo o que você tem corre o risco de desarmar o disjuntor de 63A. </w:t>
       </w:r>
     </w:p>
     <w:p>
@@ -3127,10 +3153,7 @@
         <w:jc w:val="both"/>
       </w:pPr>
       <w:r>
-        <w:t>Quais equipamentos podem funcionar juntos ao mesmo tempo com total segurança.</w:t>
-      </w:r>
-      <w:r>
-        <w:t xml:space="preserve"> </w:t>
+        <w:t xml:space="preserve">Quais equipamentos podem funcionar juntos ao mesmo tempo com total segurança. </w:t>
       </w:r>
     </w:p>
     <w:p>
@@ -3143,13 +3166,7 @@
         <w:jc w:val="both"/>
       </w:pPr>
       <w:r>
-        <w:t>Se haverá necessidade de pedir aumento de carga para a concessionária de energia.</w:t>
-      </w:r>
-      <w:r>
-        <w:t xml:space="preserve"> </w:t>
-      </w:r>
-      <w:r>
-        <w:t xml:space="preserve">Pode listar os principais vilões de consumo (chuveiros, ar-condicionado, </w:t>
+        <w:t xml:space="preserve">Se haverá necessidade de pedir aumento de carga para a concessionária de energia. Pode listar os principais vilões de consumo (chuveiros, ar-condicionado, </w:t>
       </w:r>
       <w:proofErr w:type="spellStart"/>
       <w:r>
@@ -3179,10 +3196,7 @@
         <w:jc w:val="both"/>
       </w:pPr>
       <w:r>
-        <w:t>C</w:t>
-      </w:r>
-      <w:r>
-        <w:t>orredor de entrada de 2,5 X1,5 e uma luminária;</w:t>
+        <w:t>Corredor de entrada de 2,5 X1,5 e uma luminária;</w:t>
       </w:r>
     </w:p>
     <w:p>
@@ -3588,13 +3602,7 @@
         <w:rPr>
           <w:b/>
         </w:rPr>
-        <w:t>C</w:t>
-      </w:r>
-      <w:r>
-        <w:rPr>
-          <w:b/>
-        </w:rPr>
-        <w:t xml:space="preserve">álculo da Demanda Estimada do apartamento. </w:t>
+        <w:t xml:space="preserve">Cálculo da Demanda Estimada do apartamento. </w:t>
       </w:r>
     </w:p>
     <w:p>
@@ -4106,10 +4114,7 @@
         <w:t>A i</w:t>
       </w:r>
       <w:r>
-        <w:t>n</w:t>
-      </w:r>
-      <w:r>
-        <w:t xml:space="preserve">stalação </w:t>
+        <w:t xml:space="preserve">nstalação </w:t>
       </w:r>
       <w:r>
         <w:t xml:space="preserve">está </w:t>
@@ -4176,19 +4181,7 @@
         <w:jc w:val="both"/>
       </w:pPr>
       <w:r>
-        <w:t xml:space="preserve">Como </w:t>
-      </w:r>
-      <w:r>
-        <w:t>é</w:t>
-      </w:r>
-      <w:r>
-        <w:t xml:space="preserve"> utiliza</w:t>
-      </w:r>
-      <w:r>
-        <w:t>do</w:t>
-      </w:r>
-      <w:r>
-        <w:t xml:space="preserve"> apenas disjuntores bifásicos, todos devem ser do tipo </w:t>
+        <w:t xml:space="preserve">Como é utilizado apenas disjuntores bifásicos, todos devem ser do tipo </w:t>
       </w:r>
       <w:r>
         <w:rPr>
@@ -4221,10 +4214,10 @@
         <w:tblLook w:val="04A0" w:firstRow="1" w:lastRow="0" w:firstColumn="1" w:lastColumn="0" w:noHBand="0" w:noVBand="1"/>
       </w:tblPr>
       <w:tblGrid>
-        <w:gridCol w:w="2012"/>
-        <w:gridCol w:w="2570"/>
-        <w:gridCol w:w="1904"/>
-        <w:gridCol w:w="2164"/>
+        <w:gridCol w:w="1920"/>
+        <w:gridCol w:w="2451"/>
+        <w:gridCol w:w="1816"/>
+        <w:gridCol w:w="2064"/>
       </w:tblGrid>
       <w:tr>
         <w:trPr>
@@ -4245,16 +4238,16 @@
               <w:rPr>
                 <w:b/>
                 <w:bCs/>
-                <w:sz w:val="21"/>
-                <w:szCs w:val="21"/>
+                <w:sz w:val="20"/>
+                <w:szCs w:val="20"/>
               </w:rPr>
             </w:pPr>
             <w:r>
               <w:rPr>
                 <w:b/>
                 <w:bCs/>
-                <w:sz w:val="21"/>
-                <w:szCs w:val="21"/>
+                <w:sz w:val="20"/>
+                <w:szCs w:val="20"/>
               </w:rPr>
               <w:lastRenderedPageBreak/>
               <w:t>Circuito / Ambiente</w:t>
@@ -4276,16 +4269,16 @@
               <w:rPr>
                 <w:b/>
                 <w:bCs/>
-                <w:sz w:val="21"/>
-                <w:szCs w:val="21"/>
+                <w:sz w:val="20"/>
+                <w:szCs w:val="20"/>
               </w:rPr>
             </w:pPr>
             <w:r>
               <w:rPr>
                 <w:b/>
                 <w:bCs/>
-                <w:sz w:val="21"/>
-                <w:szCs w:val="21"/>
+                <w:sz w:val="20"/>
+                <w:szCs w:val="20"/>
               </w:rPr>
               <w:t>Equipamento</w:t>
             </w:r>
@@ -4306,16 +4299,16 @@
               <w:rPr>
                 <w:b/>
                 <w:bCs/>
-                <w:sz w:val="21"/>
-                <w:szCs w:val="21"/>
+                <w:sz w:val="20"/>
+                <w:szCs w:val="20"/>
               </w:rPr>
             </w:pPr>
             <w:r>
               <w:rPr>
                 <w:b/>
                 <w:bCs/>
-                <w:sz w:val="21"/>
-                <w:szCs w:val="21"/>
+                <w:sz w:val="20"/>
+                <w:szCs w:val="20"/>
               </w:rPr>
               <w:t>Disjuntor (Bipolar)</w:t>
             </w:r>
@@ -4336,16 +4329,16 @@
               <w:rPr>
                 <w:b/>
                 <w:bCs/>
-                <w:sz w:val="21"/>
-                <w:szCs w:val="21"/>
+                <w:sz w:val="20"/>
+                <w:szCs w:val="20"/>
               </w:rPr>
             </w:pPr>
             <w:r>
               <w:rPr>
                 <w:b/>
                 <w:bCs/>
-                <w:sz w:val="21"/>
-                <w:szCs w:val="21"/>
+                <w:sz w:val="20"/>
+                <w:szCs w:val="20"/>
               </w:rPr>
               <w:t>Cabo (Bitola Mínima)</w:t>
             </w:r>
@@ -4369,15 +4362,15 @@
             <w:pPr>
               <w:jc w:val="center"/>
               <w:rPr>
-                <w:sz w:val="21"/>
-                <w:szCs w:val="21"/>
+                <w:sz w:val="20"/>
+                <w:szCs w:val="20"/>
               </w:rPr>
             </w:pPr>
             <w:r>
               <w:rPr>
                 <w:rStyle w:val="Forte"/>
-                <w:sz w:val="21"/>
-                <w:szCs w:val="21"/>
+                <w:sz w:val="20"/>
+                <w:szCs w:val="20"/>
               </w:rPr>
               <w:t>Geral Apartamento</w:t>
             </w:r>
@@ -4396,14 +4389,14 @@
             <w:pPr>
               <w:jc w:val="center"/>
               <w:rPr>
-                <w:sz w:val="21"/>
-                <w:szCs w:val="21"/>
+                <w:sz w:val="20"/>
+                <w:szCs w:val="20"/>
               </w:rPr>
             </w:pPr>
             <w:r>
               <w:rPr>
-                <w:sz w:val="21"/>
-                <w:szCs w:val="21"/>
+                <w:sz w:val="20"/>
+                <w:szCs w:val="20"/>
               </w:rPr>
               <w:t>Entrada Principal</w:t>
             </w:r>
@@ -4423,16 +4416,16 @@
               <w:jc w:val="center"/>
               <w:rPr>
                 <w:b/>
-                <w:sz w:val="21"/>
-                <w:szCs w:val="21"/>
+                <w:sz w:val="20"/>
+                <w:szCs w:val="20"/>
               </w:rPr>
             </w:pPr>
             <w:r>
               <w:rPr>
                 <w:rStyle w:val="Forte"/>
                 <w:b w:val="0"/>
-                <w:sz w:val="21"/>
-                <w:szCs w:val="21"/>
+                <w:sz w:val="20"/>
+                <w:szCs w:val="20"/>
               </w:rPr>
               <w:t>63A</w:t>
             </w:r>
@@ -4452,16 +4445,16 @@
               <w:jc w:val="center"/>
               <w:rPr>
                 <w:b/>
-                <w:sz w:val="21"/>
-                <w:szCs w:val="21"/>
+                <w:sz w:val="20"/>
+                <w:szCs w:val="20"/>
               </w:rPr>
             </w:pPr>
             <w:r>
               <w:rPr>
                 <w:rStyle w:val="Forte"/>
                 <w:b w:val="0"/>
-                <w:sz w:val="21"/>
-                <w:szCs w:val="21"/>
+                <w:sz w:val="20"/>
+                <w:szCs w:val="20"/>
               </w:rPr>
               <w:t>16 mm²</w:t>
             </w:r>
@@ -4485,15 +4478,15 @@
             <w:pPr>
               <w:jc w:val="center"/>
               <w:rPr>
-                <w:sz w:val="21"/>
-                <w:szCs w:val="21"/>
+                <w:sz w:val="20"/>
+                <w:szCs w:val="20"/>
               </w:rPr>
             </w:pPr>
             <w:r>
               <w:rPr>
                 <w:rStyle w:val="Forte"/>
-                <w:sz w:val="21"/>
-                <w:szCs w:val="21"/>
+                <w:sz w:val="20"/>
+                <w:szCs w:val="20"/>
               </w:rPr>
               <w:t>Banheiro Suíte</w:t>
             </w:r>
@@ -4512,14 +4505,14 @@
             <w:pPr>
               <w:jc w:val="center"/>
               <w:rPr>
-                <w:sz w:val="21"/>
-                <w:szCs w:val="21"/>
+                <w:sz w:val="20"/>
+                <w:szCs w:val="20"/>
               </w:rPr>
             </w:pPr>
             <w:r>
               <w:rPr>
-                <w:sz w:val="21"/>
-                <w:szCs w:val="21"/>
+                <w:sz w:val="20"/>
+                <w:szCs w:val="20"/>
               </w:rPr>
               <w:t>Chuveiro (5800W)</w:t>
             </w:r>
@@ -4538,14 +4531,14 @@
             <w:pPr>
               <w:jc w:val="center"/>
               <w:rPr>
-                <w:sz w:val="21"/>
-                <w:szCs w:val="21"/>
+                <w:sz w:val="20"/>
+                <w:szCs w:val="20"/>
               </w:rPr>
             </w:pPr>
             <w:r>
               <w:rPr>
-                <w:sz w:val="21"/>
-                <w:szCs w:val="21"/>
+                <w:sz w:val="20"/>
+                <w:szCs w:val="20"/>
               </w:rPr>
               <w:t>32A</w:t>
             </w:r>
@@ -4564,14 +4557,14 @@
             <w:pPr>
               <w:jc w:val="center"/>
               <w:rPr>
-                <w:sz w:val="21"/>
-                <w:szCs w:val="21"/>
+                <w:sz w:val="20"/>
+                <w:szCs w:val="20"/>
               </w:rPr>
             </w:pPr>
             <w:r>
               <w:rPr>
-                <w:sz w:val="21"/>
-                <w:szCs w:val="21"/>
+                <w:sz w:val="20"/>
+                <w:szCs w:val="20"/>
               </w:rPr>
               <w:t>4 mm²</w:t>
             </w:r>
@@ -4595,15 +4588,15 @@
             <w:pPr>
               <w:jc w:val="center"/>
               <w:rPr>
-                <w:sz w:val="21"/>
-                <w:szCs w:val="21"/>
+                <w:sz w:val="20"/>
+                <w:szCs w:val="20"/>
               </w:rPr>
             </w:pPr>
             <w:r>
               <w:rPr>
                 <w:rStyle w:val="Forte"/>
-                <w:sz w:val="21"/>
-                <w:szCs w:val="21"/>
+                <w:sz w:val="20"/>
+                <w:szCs w:val="20"/>
               </w:rPr>
               <w:t>Banheiro Social</w:t>
             </w:r>
@@ -4622,14 +4615,14 @@
             <w:pPr>
               <w:jc w:val="center"/>
               <w:rPr>
-                <w:sz w:val="21"/>
-                <w:szCs w:val="21"/>
+                <w:sz w:val="20"/>
+                <w:szCs w:val="20"/>
               </w:rPr>
             </w:pPr>
             <w:r>
               <w:rPr>
-                <w:sz w:val="21"/>
-                <w:szCs w:val="21"/>
+                <w:sz w:val="20"/>
+                <w:szCs w:val="20"/>
               </w:rPr>
               <w:t>Chuveiro (5800W)</w:t>
             </w:r>
@@ -4648,14 +4641,14 @@
             <w:pPr>
               <w:jc w:val="center"/>
               <w:rPr>
-                <w:sz w:val="21"/>
-                <w:szCs w:val="21"/>
+                <w:sz w:val="20"/>
+                <w:szCs w:val="20"/>
               </w:rPr>
             </w:pPr>
             <w:r>
               <w:rPr>
-                <w:sz w:val="21"/>
-                <w:szCs w:val="21"/>
+                <w:sz w:val="20"/>
+                <w:szCs w:val="20"/>
               </w:rPr>
               <w:t>32A</w:t>
             </w:r>
@@ -4674,14 +4667,14 @@
             <w:pPr>
               <w:jc w:val="center"/>
               <w:rPr>
-                <w:sz w:val="21"/>
-                <w:szCs w:val="21"/>
+                <w:sz w:val="20"/>
+                <w:szCs w:val="20"/>
               </w:rPr>
             </w:pPr>
             <w:r>
               <w:rPr>
-                <w:sz w:val="21"/>
-                <w:szCs w:val="21"/>
+                <w:sz w:val="20"/>
+                <w:szCs w:val="20"/>
               </w:rPr>
               <w:t>4 mm²</w:t>
             </w:r>
@@ -4705,15 +4698,15 @@
             <w:pPr>
               <w:jc w:val="center"/>
               <w:rPr>
-                <w:sz w:val="21"/>
-                <w:szCs w:val="21"/>
+                <w:sz w:val="20"/>
+                <w:szCs w:val="20"/>
               </w:rPr>
             </w:pPr>
             <w:r>
               <w:rPr>
                 <w:rStyle w:val="Forte"/>
-                <w:sz w:val="21"/>
-                <w:szCs w:val="21"/>
+                <w:sz w:val="20"/>
+                <w:szCs w:val="20"/>
               </w:rPr>
               <w:t>Sala de Estar</w:t>
             </w:r>
@@ -4732,30 +4725,30 @@
             <w:pPr>
               <w:jc w:val="center"/>
               <w:rPr>
-                <w:sz w:val="21"/>
-                <w:szCs w:val="21"/>
+                <w:sz w:val="20"/>
+                <w:szCs w:val="20"/>
               </w:rPr>
             </w:pPr>
             <w:r>
               <w:rPr>
-                <w:sz w:val="21"/>
-                <w:szCs w:val="21"/>
+                <w:sz w:val="20"/>
+                <w:szCs w:val="20"/>
               </w:rPr>
               <w:t xml:space="preserve">Ar Cond. (30.000 </w:t>
             </w:r>
             <w:proofErr w:type="spellStart"/>
             <w:r>
               <w:rPr>
-                <w:sz w:val="21"/>
-                <w:szCs w:val="21"/>
+                <w:sz w:val="20"/>
+                <w:szCs w:val="20"/>
               </w:rPr>
               <w:t>BTUs</w:t>
             </w:r>
             <w:proofErr w:type="spellEnd"/>
             <w:r>
               <w:rPr>
-                <w:sz w:val="21"/>
-                <w:szCs w:val="21"/>
+                <w:sz w:val="20"/>
+                <w:szCs w:val="20"/>
               </w:rPr>
               <w:t>)</w:t>
             </w:r>
@@ -4775,16 +4768,16 @@
               <w:jc w:val="center"/>
               <w:rPr>
                 <w:b/>
-                <w:sz w:val="21"/>
-                <w:szCs w:val="21"/>
+                <w:sz w:val="20"/>
+                <w:szCs w:val="20"/>
               </w:rPr>
             </w:pPr>
             <w:r>
               <w:rPr>
                 <w:rStyle w:val="Forte"/>
                 <w:b w:val="0"/>
-                <w:sz w:val="21"/>
-                <w:szCs w:val="21"/>
+                <w:sz w:val="20"/>
+                <w:szCs w:val="20"/>
               </w:rPr>
               <w:t>25A</w:t>
             </w:r>
@@ -4804,16 +4797,16 @@
               <w:jc w:val="center"/>
               <w:rPr>
                 <w:b/>
-                <w:sz w:val="21"/>
-                <w:szCs w:val="21"/>
+                <w:sz w:val="20"/>
+                <w:szCs w:val="20"/>
               </w:rPr>
             </w:pPr>
             <w:r>
               <w:rPr>
                 <w:rStyle w:val="Forte"/>
                 <w:b w:val="0"/>
-                <w:sz w:val="21"/>
-                <w:szCs w:val="21"/>
+                <w:sz w:val="20"/>
+                <w:szCs w:val="20"/>
               </w:rPr>
               <w:t>6 mm²</w:t>
             </w:r>
@@ -4837,15 +4830,15 @@
             <w:pPr>
               <w:jc w:val="center"/>
               <w:rPr>
-                <w:sz w:val="21"/>
-                <w:szCs w:val="21"/>
+                <w:sz w:val="20"/>
+                <w:szCs w:val="20"/>
               </w:rPr>
             </w:pPr>
             <w:r>
               <w:rPr>
                 <w:rStyle w:val="Forte"/>
-                <w:sz w:val="21"/>
-                <w:szCs w:val="21"/>
+                <w:sz w:val="20"/>
+                <w:szCs w:val="20"/>
               </w:rPr>
               <w:t>Cozinha (Pesado)</w:t>
             </w:r>
@@ -4864,14 +4857,14 @@
             <w:pPr>
               <w:jc w:val="center"/>
               <w:rPr>
-                <w:sz w:val="21"/>
-                <w:szCs w:val="21"/>
+                <w:sz w:val="20"/>
+                <w:szCs w:val="20"/>
               </w:rPr>
             </w:pPr>
             <w:r>
               <w:rPr>
-                <w:sz w:val="21"/>
-                <w:szCs w:val="21"/>
+                <w:sz w:val="20"/>
+                <w:szCs w:val="20"/>
               </w:rPr>
               <w:t>Forno Elétrico / Lava-louça</w:t>
             </w:r>
@@ -4890,14 +4883,14 @@
             <w:pPr>
               <w:jc w:val="center"/>
               <w:rPr>
-                <w:sz w:val="21"/>
-                <w:szCs w:val="21"/>
+                <w:sz w:val="20"/>
+                <w:szCs w:val="20"/>
               </w:rPr>
             </w:pPr>
             <w:r>
               <w:rPr>
-                <w:sz w:val="21"/>
-                <w:szCs w:val="21"/>
+                <w:sz w:val="20"/>
+                <w:szCs w:val="20"/>
               </w:rPr>
               <w:t>25A</w:t>
             </w:r>
@@ -4916,14 +4909,14 @@
             <w:pPr>
               <w:jc w:val="center"/>
               <w:rPr>
-                <w:sz w:val="21"/>
-                <w:szCs w:val="21"/>
+                <w:sz w:val="20"/>
+                <w:szCs w:val="20"/>
               </w:rPr>
             </w:pPr>
             <w:r>
               <w:rPr>
-                <w:sz w:val="21"/>
-                <w:szCs w:val="21"/>
+                <w:sz w:val="20"/>
+                <w:szCs w:val="20"/>
               </w:rPr>
               <w:t>4 mm²</w:t>
             </w:r>
@@ -4947,15 +4940,15 @@
             <w:pPr>
               <w:jc w:val="center"/>
               <w:rPr>
-                <w:sz w:val="21"/>
-                <w:szCs w:val="21"/>
+                <w:sz w:val="20"/>
+                <w:szCs w:val="20"/>
               </w:rPr>
             </w:pPr>
             <w:r>
               <w:rPr>
                 <w:rStyle w:val="Forte"/>
-                <w:sz w:val="21"/>
-                <w:szCs w:val="21"/>
+                <w:sz w:val="20"/>
+                <w:szCs w:val="20"/>
               </w:rPr>
               <w:t>Cozinha (Tomadas)</w:t>
             </w:r>
@@ -4974,30 +4967,30 @@
             <w:pPr>
               <w:jc w:val="center"/>
               <w:rPr>
-                <w:sz w:val="21"/>
-                <w:szCs w:val="21"/>
+                <w:sz w:val="20"/>
+                <w:szCs w:val="20"/>
               </w:rPr>
             </w:pPr>
             <w:r>
               <w:rPr>
-                <w:sz w:val="21"/>
-                <w:szCs w:val="21"/>
+                <w:sz w:val="20"/>
+                <w:szCs w:val="20"/>
               </w:rPr>
               <w:t xml:space="preserve">Air </w:t>
             </w:r>
             <w:proofErr w:type="spellStart"/>
             <w:r>
               <w:rPr>
-                <w:sz w:val="21"/>
-                <w:szCs w:val="21"/>
+                <w:sz w:val="20"/>
+                <w:szCs w:val="20"/>
               </w:rPr>
               <w:t>Fryer</w:t>
             </w:r>
             <w:proofErr w:type="spellEnd"/>
             <w:r>
               <w:rPr>
-                <w:sz w:val="21"/>
-                <w:szCs w:val="21"/>
+                <w:sz w:val="20"/>
+                <w:szCs w:val="20"/>
               </w:rPr>
               <w:t xml:space="preserve"> / Micro-ondas</w:t>
             </w:r>
@@ -5016,14 +5009,14 @@
             <w:pPr>
               <w:jc w:val="center"/>
               <w:rPr>
-                <w:sz w:val="21"/>
-                <w:szCs w:val="21"/>
+                <w:sz w:val="20"/>
+                <w:szCs w:val="20"/>
               </w:rPr>
             </w:pPr>
             <w:r>
               <w:rPr>
-                <w:sz w:val="21"/>
-                <w:szCs w:val="21"/>
+                <w:sz w:val="20"/>
+                <w:szCs w:val="20"/>
               </w:rPr>
               <w:t>20A</w:t>
             </w:r>
@@ -5042,14 +5035,14 @@
             <w:pPr>
               <w:jc w:val="center"/>
               <w:rPr>
-                <w:sz w:val="21"/>
-                <w:szCs w:val="21"/>
+                <w:sz w:val="20"/>
+                <w:szCs w:val="20"/>
               </w:rPr>
             </w:pPr>
             <w:r>
               <w:rPr>
-                <w:sz w:val="21"/>
-                <w:szCs w:val="21"/>
+                <w:sz w:val="20"/>
+                <w:szCs w:val="20"/>
               </w:rPr>
               <w:t>2,5 mm²</w:t>
             </w:r>
@@ -5073,15 +5066,15 @@
             <w:pPr>
               <w:jc w:val="center"/>
               <w:rPr>
-                <w:sz w:val="21"/>
-                <w:szCs w:val="21"/>
+                <w:sz w:val="20"/>
+                <w:szCs w:val="20"/>
               </w:rPr>
             </w:pPr>
             <w:r>
               <w:rPr>
                 <w:rStyle w:val="Forte"/>
-                <w:sz w:val="21"/>
-                <w:szCs w:val="21"/>
+                <w:sz w:val="20"/>
+                <w:szCs w:val="20"/>
               </w:rPr>
               <w:t>Área de Serviço</w:t>
             </w:r>
@@ -5100,14 +5093,14 @@
             <w:pPr>
               <w:jc w:val="center"/>
               <w:rPr>
-                <w:sz w:val="21"/>
-                <w:szCs w:val="21"/>
+                <w:sz w:val="20"/>
+                <w:szCs w:val="20"/>
               </w:rPr>
             </w:pPr>
             <w:r>
               <w:rPr>
-                <w:sz w:val="21"/>
-                <w:szCs w:val="21"/>
+                <w:sz w:val="20"/>
+                <w:szCs w:val="20"/>
               </w:rPr>
               <w:t>Lava e Seca Samsung</w:t>
             </w:r>
@@ -5126,14 +5119,14 @@
             <w:pPr>
               <w:jc w:val="center"/>
               <w:rPr>
-                <w:sz w:val="21"/>
-                <w:szCs w:val="21"/>
+                <w:sz w:val="20"/>
+                <w:szCs w:val="20"/>
               </w:rPr>
             </w:pPr>
             <w:r>
               <w:rPr>
-                <w:sz w:val="21"/>
-                <w:szCs w:val="21"/>
+                <w:sz w:val="20"/>
+                <w:szCs w:val="20"/>
               </w:rPr>
               <w:t>20A</w:t>
             </w:r>
@@ -5152,14 +5145,14 @@
             <w:pPr>
               <w:jc w:val="center"/>
               <w:rPr>
-                <w:sz w:val="21"/>
-                <w:szCs w:val="21"/>
+                <w:sz w:val="20"/>
+                <w:szCs w:val="20"/>
               </w:rPr>
             </w:pPr>
             <w:r>
               <w:rPr>
-                <w:sz w:val="21"/>
-                <w:szCs w:val="21"/>
+                <w:sz w:val="20"/>
+                <w:szCs w:val="20"/>
               </w:rPr>
               <w:t>2,5 mm²</w:t>
             </w:r>
@@ -5183,15 +5176,15 @@
             <w:pPr>
               <w:jc w:val="center"/>
               <w:rPr>
-                <w:sz w:val="21"/>
-                <w:szCs w:val="21"/>
+                <w:sz w:val="20"/>
+                <w:szCs w:val="20"/>
               </w:rPr>
             </w:pPr>
             <w:r>
               <w:rPr>
                 <w:rStyle w:val="Forte"/>
-                <w:sz w:val="21"/>
-                <w:szCs w:val="21"/>
+                <w:sz w:val="20"/>
+                <w:szCs w:val="20"/>
               </w:rPr>
               <w:t>Suíte / Escritório</w:t>
             </w:r>
@@ -5210,30 +5203,30 @@
             <w:pPr>
               <w:jc w:val="center"/>
               <w:rPr>
-                <w:sz w:val="21"/>
-                <w:szCs w:val="21"/>
+                <w:sz w:val="20"/>
+                <w:szCs w:val="20"/>
               </w:rPr>
             </w:pPr>
             <w:r>
               <w:rPr>
-                <w:sz w:val="21"/>
-                <w:szCs w:val="21"/>
+                <w:sz w:val="20"/>
+                <w:szCs w:val="20"/>
               </w:rPr>
               <w:t xml:space="preserve">Ar Cond. (12k e 9k </w:t>
             </w:r>
             <w:proofErr w:type="spellStart"/>
             <w:r>
               <w:rPr>
-                <w:sz w:val="21"/>
-                <w:szCs w:val="21"/>
+                <w:sz w:val="20"/>
+                <w:szCs w:val="20"/>
               </w:rPr>
               <w:t>BTUs</w:t>
             </w:r>
             <w:proofErr w:type="spellEnd"/>
             <w:r>
               <w:rPr>
-                <w:sz w:val="21"/>
-                <w:szCs w:val="21"/>
+                <w:sz w:val="20"/>
+                <w:szCs w:val="20"/>
               </w:rPr>
               <w:t>)</w:t>
             </w:r>
@@ -5252,14 +5245,14 @@
             <w:pPr>
               <w:jc w:val="center"/>
               <w:rPr>
-                <w:sz w:val="21"/>
-                <w:szCs w:val="21"/>
+                <w:sz w:val="20"/>
+                <w:szCs w:val="20"/>
               </w:rPr>
             </w:pPr>
             <w:r>
               <w:rPr>
-                <w:sz w:val="21"/>
-                <w:szCs w:val="21"/>
+                <w:sz w:val="20"/>
+                <w:szCs w:val="20"/>
               </w:rPr>
               <w:t>15A ou 20A</w:t>
             </w:r>
@@ -5278,14 +5271,14 @@
             <w:pPr>
               <w:jc w:val="center"/>
               <w:rPr>
-                <w:sz w:val="21"/>
-                <w:szCs w:val="21"/>
+                <w:sz w:val="20"/>
+                <w:szCs w:val="20"/>
               </w:rPr>
             </w:pPr>
             <w:r>
               <w:rPr>
-                <w:sz w:val="21"/>
-                <w:szCs w:val="21"/>
+                <w:sz w:val="20"/>
+                <w:szCs w:val="20"/>
               </w:rPr>
               <w:t>2,5 mm²</w:t>
             </w:r>
@@ -5309,15 +5302,15 @@
             <w:pPr>
               <w:jc w:val="center"/>
               <w:rPr>
-                <w:sz w:val="21"/>
-                <w:szCs w:val="21"/>
+                <w:sz w:val="20"/>
+                <w:szCs w:val="20"/>
               </w:rPr>
             </w:pPr>
             <w:r>
               <w:rPr>
                 <w:rStyle w:val="Forte"/>
-                <w:sz w:val="21"/>
-                <w:szCs w:val="21"/>
+                <w:sz w:val="20"/>
+                <w:szCs w:val="20"/>
               </w:rPr>
               <w:t>Geral Tomadas</w:t>
             </w:r>
@@ -5336,14 +5329,14 @@
             <w:pPr>
               <w:jc w:val="center"/>
               <w:rPr>
-                <w:sz w:val="21"/>
-                <w:szCs w:val="21"/>
+                <w:sz w:val="20"/>
+                <w:szCs w:val="20"/>
               </w:rPr>
             </w:pPr>
             <w:r>
               <w:rPr>
-                <w:sz w:val="21"/>
-                <w:szCs w:val="21"/>
+                <w:sz w:val="20"/>
+                <w:szCs w:val="20"/>
               </w:rPr>
               <w:t>Quartos / Salas</w:t>
             </w:r>
@@ -5362,14 +5355,14 @@
             <w:pPr>
               <w:jc w:val="center"/>
               <w:rPr>
-                <w:sz w:val="21"/>
-                <w:szCs w:val="21"/>
+                <w:sz w:val="20"/>
+                <w:szCs w:val="20"/>
               </w:rPr>
             </w:pPr>
             <w:r>
               <w:rPr>
-                <w:sz w:val="21"/>
-                <w:szCs w:val="21"/>
+                <w:sz w:val="20"/>
+                <w:szCs w:val="20"/>
               </w:rPr>
               <w:t>20A</w:t>
             </w:r>
@@ -5388,14 +5381,14 @@
             <w:pPr>
               <w:jc w:val="center"/>
               <w:rPr>
-                <w:sz w:val="21"/>
-                <w:szCs w:val="21"/>
+                <w:sz w:val="20"/>
+                <w:szCs w:val="20"/>
               </w:rPr>
             </w:pPr>
             <w:r>
               <w:rPr>
-                <w:sz w:val="21"/>
-                <w:szCs w:val="21"/>
+                <w:sz w:val="20"/>
+                <w:szCs w:val="20"/>
               </w:rPr>
               <w:t>2,5 mm²</w:t>
             </w:r>
@@ -5409,9 +5402,6 @@
         <w:tc>
           <w:tcPr>
             <w:tcW w:w="0" w:type="auto"/>
-            <w:tcBorders>
-              <w:bottom w:val="nil"/>
-            </w:tcBorders>
             <w:vAlign w:val="center"/>
             <w:hideMark/>
           </w:tcPr>
@@ -5419,15 +5409,15 @@
             <w:pPr>
               <w:jc w:val="center"/>
               <w:rPr>
-                <w:sz w:val="21"/>
-                <w:szCs w:val="21"/>
+                <w:sz w:val="20"/>
+                <w:szCs w:val="20"/>
               </w:rPr>
             </w:pPr>
             <w:r>
               <w:rPr>
                 <w:rStyle w:val="Forte"/>
-                <w:sz w:val="21"/>
-                <w:szCs w:val="21"/>
+                <w:sz w:val="20"/>
+                <w:szCs w:val="20"/>
               </w:rPr>
               <w:t>Iluminação</w:t>
             </w:r>
@@ -5436,9 +5426,6 @@
         <w:tc>
           <w:tcPr>
             <w:tcW w:w="0" w:type="auto"/>
-            <w:tcBorders>
-              <w:bottom w:val="nil"/>
-            </w:tcBorders>
             <w:vAlign w:val="center"/>
             <w:hideMark/>
           </w:tcPr>
@@ -5446,14 +5433,14 @@
             <w:pPr>
               <w:jc w:val="center"/>
               <w:rPr>
-                <w:sz w:val="21"/>
-                <w:szCs w:val="21"/>
+                <w:sz w:val="20"/>
+                <w:szCs w:val="20"/>
               </w:rPr>
             </w:pPr>
             <w:r>
               <w:rPr>
-                <w:sz w:val="21"/>
-                <w:szCs w:val="21"/>
+                <w:sz w:val="20"/>
+                <w:szCs w:val="20"/>
               </w:rPr>
               <w:t>Todos os ambientes</w:t>
             </w:r>
@@ -5462,9 +5449,6 @@
         <w:tc>
           <w:tcPr>
             <w:tcW w:w="0" w:type="auto"/>
-            <w:tcBorders>
-              <w:bottom w:val="nil"/>
-            </w:tcBorders>
             <w:vAlign w:val="center"/>
             <w:hideMark/>
           </w:tcPr>
@@ -5472,14 +5456,14 @@
             <w:pPr>
               <w:jc w:val="center"/>
               <w:rPr>
-                <w:sz w:val="21"/>
-                <w:szCs w:val="21"/>
+                <w:sz w:val="20"/>
+                <w:szCs w:val="20"/>
               </w:rPr>
             </w:pPr>
             <w:r>
               <w:rPr>
-                <w:sz w:val="21"/>
-                <w:szCs w:val="21"/>
+                <w:sz w:val="20"/>
+                <w:szCs w:val="20"/>
               </w:rPr>
               <w:t>10A</w:t>
             </w:r>
@@ -5488,9 +5472,6 @@
         <w:tc>
           <w:tcPr>
             <w:tcW w:w="0" w:type="auto"/>
-            <w:tcBorders>
-              <w:bottom w:val="nil"/>
-            </w:tcBorders>
             <w:vAlign w:val="center"/>
             <w:hideMark/>
           </w:tcPr>
@@ -5498,14 +5479,14 @@
             <w:pPr>
               <w:jc w:val="center"/>
               <w:rPr>
-                <w:sz w:val="21"/>
-                <w:szCs w:val="21"/>
+                <w:sz w:val="20"/>
+                <w:szCs w:val="20"/>
               </w:rPr>
             </w:pPr>
             <w:r>
               <w:rPr>
-                <w:sz w:val="21"/>
-                <w:szCs w:val="21"/>
+                <w:sz w:val="20"/>
+                <w:szCs w:val="20"/>
               </w:rPr>
               <w:t>1,5 mm²</w:t>
             </w:r>
@@ -5517,11 +5498,10 @@
       <w:pPr>
         <w:jc w:val="both"/>
         <w:rPr>
-          <w:rFonts w:ascii="Segoe UI Symbol" w:hAnsi="Segoe UI Symbol" w:cs="Segoe UI Symbol"/>
           <w:b/>
           <w:bCs/>
-          <w:sz w:val="30"/>
-          <w:szCs w:val="30"/>
+          <w:sz w:val="20"/>
+          <w:szCs w:val="20"/>
         </w:rPr>
       </w:pPr>
     </w:p>
@@ -5643,21 +5623,7 @@
           <w:rStyle w:val="Forte"/>
           <w:b w:val="0"/>
         </w:rPr>
-        <w:t xml:space="preserve">Utilize um </w:t>
-      </w:r>
-      <w:r>
-        <w:rPr>
-          <w:rStyle w:val="Forte"/>
-          <w:b w:val="0"/>
-        </w:rPr>
-        <w:t>barramento pente bifásico de 63A</w:t>
-      </w:r>
-      <w:r>
-        <w:rPr>
-          <w:rStyle w:val="Forte"/>
-          <w:b w:val="0"/>
-        </w:rPr>
-        <w:t xml:space="preserve"> para interconectar os disjuntores. Isso elimina o uso de "jumpers" (pontes de fios), que são pontos comuns de aquecimento e falhas.</w:t>
+        <w:t>Utilize um barramento pente bifásico de 63A para interconectar os disjuntores. Isso elimina o uso de "jumpers" (pontes de fios), que são pontos comuns de aquecimento e falhas.</w:t>
       </w:r>
     </w:p>
     <w:p>
@@ -5735,37 +5701,7 @@
           <w:rStyle w:val="Forte"/>
           <w:b w:val="0"/>
         </w:rPr>
-        <w:t>):</w:t>
-      </w:r>
-      <w:r>
-        <w:rPr>
-          <w:rStyle w:val="Forte"/>
-          <w:b w:val="0"/>
-        </w:rPr>
-        <w:t xml:space="preserve"> Para acomodar todos esses disjuntores bifásicos, DR e DPS, você precisará</w:t>
-      </w:r>
-      <w:bookmarkStart w:id="0" w:name="_GoBack"/>
-      <w:bookmarkEnd w:id="0"/>
-      <w:r>
-        <w:rPr>
-          <w:rStyle w:val="Forte"/>
-          <w:b w:val="0"/>
-        </w:rPr>
-        <w:t xml:space="preserve"> de um quadro com capacidade para pelo menos </w:t>
-      </w:r>
-      <w:r>
-        <w:rPr>
-          <w:rStyle w:val="Forte"/>
-          <w:b w:val="0"/>
-        </w:rPr>
-        <w:t>18 a 24 módulos DIN</w:t>
-      </w:r>
-      <w:r>
-        <w:rPr>
-          <w:rStyle w:val="Forte"/>
-          <w:b w:val="0"/>
-        </w:rPr>
-        <w:t>.</w:t>
+        <w:t>): Para acomodar todos esses disjuntores bifásicos, DR e DPS, você precisará de um quadro com capacidade para pelo menos 18 a 24 módulos DIN.</w:t>
       </w:r>
     </w:p>
     <w:p>
@@ -5834,11 +5770,7 @@
     </w:p>
     <w:p>
       <w:pPr>
-        <w:jc w:val="both"/>
-      </w:pPr>
-    </w:p>
-    <w:p>
-      <w:pPr>
+        <w:spacing w:before="240"/>
         <w:jc w:val="both"/>
         <w:rPr>
           <w:b/>
@@ -5860,7 +5792,12 @@
         <w:jc w:val="both"/>
       </w:pPr>
       <w:r>
-        <w:t xml:space="preserve">Fizemos um exemplo de dimensionamento fora dos cálculos do </w:t>
+        <w:t>Fizemos um exemplo de dimensionamento fora dos cálculos d</w:t>
+      </w:r>
+      <w:bookmarkStart w:id="0" w:name="_GoBack"/>
+      <w:bookmarkEnd w:id="0"/>
+      <w:r>
+        <w:t xml:space="preserve">o </w:t>
       </w:r>
       <w:proofErr w:type="spellStart"/>
       <w:r>
@@ -5886,10 +5823,7 @@
         <w:t>"Dá para usar bifásico se você se policiar para não ligar tudo junto"</w:t>
       </w:r>
       <w:r>
-        <w:t>, mas o</w:t>
-      </w:r>
-      <w:r>
-        <w:t xml:space="preserve"> aplicativo diz: </w:t>
+        <w:t xml:space="preserve">, mas o aplicativo diz: </w:t>
       </w:r>
       <w:r>
         <w:rPr>
@@ -5897,16 +5831,7 @@
           <w:i/>
           <w:iCs/>
         </w:rPr>
-        <w:t xml:space="preserve">"Pelas regras da CPFL, com essa potência prevista, somos obrigados a pedir um padrão trifásico para </w:t>
-      </w:r>
-      <w:r>
-        <w:rPr>
-          <w:b/>
-          <w:i/>
-          <w:iCs/>
-        </w:rPr>
-        <w:lastRenderedPageBreak/>
-        <w:t>aprovar o projeto"</w:t>
+        <w:t>"Pelas regras da CPFL, com essa potência prevista, somos obrigados a pedir um padrão trifásico para aprovar o projeto"</w:t>
       </w:r>
       <w:r>
         <w:t>. Ambos estão certos em seus contextos, mas para um projeto real a ser aprovado, a lógica do aplicativo é a mandatória.</w:t>
